--- a/Project Step 3- Outline_Schema_SampleData.docx
+++ b/Project Step 3- Outline_Schema_SampleData.docx
@@ -98,1428 +98,9 @@
           <w:szCs w:val="28"/>
           <w:u w:val="single"/>
         </w:rPr>
-        <w:t>A</w:t>
-      </w:r>
-      <w:r>
-        <w:rPr>
-          <w:color w:val="273540"/>
-          <w:sz w:val="28"/>
-          <w:szCs w:val="28"/>
-          <w:u w:val="single"/>
-        </w:rPr>
-        <w:t xml:space="preserve">) </w:t>
-      </w:r>
-      <w:r>
-        <w:rPr>
-          <w:color w:val="273540"/>
-          <w:sz w:val="28"/>
-          <w:szCs w:val="28"/>
-          <w:u w:val="single"/>
-        </w:rPr>
-        <w:t>Project Outline and Database Outline, ERD Schema &amp; Sample Data Updated Version</w:t>
-      </w:r>
-    </w:p>
-    <w:p>
-      <w:pPr>
-        <w:rPr>
-          <w:b/>
-          <w:bCs/>
-          <w:u w:val="single"/>
-        </w:rPr>
-      </w:pPr>
-      <w:r>
-        <w:rPr>
-          <w:b/>
-          <w:bCs/>
-          <w:sz w:val="24"/>
-          <w:szCs w:val="24"/>
-          <w:u w:val="single"/>
-        </w:rPr>
-        <w:t>Overview</w:t>
-      </w:r>
-      <w:r>
-        <w:rPr>
-          <w:b/>
-          <w:bCs/>
-          <w:sz w:val="24"/>
-          <w:szCs w:val="24"/>
-          <w:u w:val="single"/>
-        </w:rPr>
-        <w:t>:</w:t>
-      </w:r>
-    </w:p>
-    <w:p>
-      <w:pPr>
-        <w:ind w:firstLine="720"/>
-        <w:rPr>
-          <w:color w:val="FF0000"/>
-        </w:rPr>
-      </w:pPr>
-      <w:r>
-        <w:t xml:space="preserve">This library database will keep an inventory of all the books that a medium size library holds, up to 43,000 books. It will be able to serve 15,000-25,000 registered </w:t>
-      </w:r>
-      <w:proofErr w:type="spellStart"/>
-      <w:proofErr w:type="gramStart"/>
-      <w:r>
-        <w:t>members,with</w:t>
-      </w:r>
-      <w:proofErr w:type="spellEnd"/>
-      <w:proofErr w:type="gramEnd"/>
-      <w:r>
-        <w:t xml:space="preserve"> a centralized database. Furthermore, this system will store data on each of the books as well as facilitate a record of transactions that patrons will be able to perform when they borrow books. Clients will be able to use this software at the same time; 24/7. Without this, the library would have to rely on fragmented or manual tools.</w:t>
-      </w:r>
-    </w:p>
-    <w:p>
-      <w:pPr>
-        <w:rPr>
-          <w:b/>
-          <w:bCs/>
-          <w:u w:val="single"/>
-        </w:rPr>
-      </w:pPr>
-    </w:p>
-    <w:p>
-      <w:pPr>
-        <w:rPr>
-          <w:b/>
-          <w:bCs/>
-          <w:u w:val="single"/>
-        </w:rPr>
-      </w:pPr>
-      <w:r>
-        <w:rPr>
-          <w:b/>
-          <w:bCs/>
-          <w:sz w:val="24"/>
-          <w:szCs w:val="24"/>
-          <w:u w:val="single"/>
-        </w:rPr>
-        <w:t>Database Outline</w:t>
-      </w:r>
-      <w:r>
-        <w:rPr>
-          <w:b/>
-          <w:bCs/>
-          <w:sz w:val="24"/>
-          <w:szCs w:val="24"/>
-          <w:u w:val="single"/>
-        </w:rPr>
-        <w:t>:</w:t>
-      </w:r>
-    </w:p>
-    <w:p>
-      <w:pPr>
-        <w:numPr>
-          <w:ilvl w:val="0"/>
-          <w:numId w:val="6"/>
-        </w:numPr>
-      </w:pPr>
-      <w:r>
-        <w:rPr>
-          <w:b/>
-          <w:bCs/>
-        </w:rPr>
-        <w:t>Books</w:t>
-      </w:r>
-      <w:r>
-        <w:rPr>
-          <w:b/>
-          <w:bCs/>
-        </w:rPr>
-        <w:t xml:space="preserve">- </w:t>
-      </w:r>
-      <w:r>
-        <w:t xml:space="preserve">Records the details of books in the library                   </w:t>
-      </w:r>
-    </w:p>
-    <w:p>
-      <w:pPr>
-        <w:numPr>
-          <w:ilvl w:val="1"/>
-          <w:numId w:val="6"/>
-        </w:numPr>
-      </w:pPr>
-      <w:proofErr w:type="spellStart"/>
-      <w:r>
-        <w:t>bookID</w:t>
-      </w:r>
-      <w:proofErr w:type="spellEnd"/>
-      <w:r>
-        <w:t xml:space="preserve">: INT, </w:t>
-      </w:r>
-      <w:proofErr w:type="spellStart"/>
-      <w:r>
-        <w:t>auto_increment</w:t>
-      </w:r>
-      <w:proofErr w:type="spellEnd"/>
-      <w:r>
-        <w:t>, unique, not NULL, PK</w:t>
-      </w:r>
-    </w:p>
-    <w:p>
-      <w:pPr>
-        <w:numPr>
-          <w:ilvl w:val="1"/>
-          <w:numId w:val="6"/>
-        </w:numPr>
-      </w:pPr>
-      <w:r>
-        <w:t xml:space="preserve">ISBN: </w:t>
-      </w:r>
-      <w:proofErr w:type="gramStart"/>
-      <w:r>
-        <w:t>VARCHAR(</w:t>
-      </w:r>
-      <w:proofErr w:type="gramEnd"/>
-      <w:r>
-        <w:t>13), not NULL, UQ</w:t>
-      </w:r>
-    </w:p>
-    <w:p>
-      <w:pPr>
-        <w:numPr>
-          <w:ilvl w:val="1"/>
-          <w:numId w:val="6"/>
-        </w:numPr>
-      </w:pPr>
-      <w:r>
-        <w:t xml:space="preserve">title: </w:t>
-      </w:r>
-      <w:proofErr w:type="gramStart"/>
-      <w:r>
-        <w:t>VARCHAR(</w:t>
-      </w:r>
-      <w:proofErr w:type="gramEnd"/>
-      <w:r>
-        <w:t>255), not NULL</w:t>
-      </w:r>
-    </w:p>
-    <w:p>
-      <w:pPr>
-        <w:numPr>
-          <w:ilvl w:val="1"/>
-          <w:numId w:val="6"/>
-        </w:numPr>
-      </w:pPr>
-      <w:proofErr w:type="spellStart"/>
-      <w:r>
-        <w:t>publicationYear</w:t>
-      </w:r>
-      <w:proofErr w:type="spellEnd"/>
-      <w:r>
-        <w:t>: YEAR</w:t>
-      </w:r>
-    </w:p>
-    <w:p>
-      <w:pPr>
-        <w:numPr>
-          <w:ilvl w:val="1"/>
-          <w:numId w:val="6"/>
-        </w:numPr>
-      </w:pPr>
-      <w:r>
-        <w:t xml:space="preserve">publisher: </w:t>
-      </w:r>
-      <w:proofErr w:type="gramStart"/>
-      <w:r>
-        <w:t>VARCHAR(</w:t>
-      </w:r>
-      <w:proofErr w:type="gramEnd"/>
-      <w:r>
-        <w:t>100)</w:t>
-      </w:r>
-    </w:p>
-    <w:p>
-      <w:pPr>
-        <w:numPr>
-          <w:ilvl w:val="1"/>
-          <w:numId w:val="6"/>
-        </w:numPr>
-      </w:pPr>
-      <w:proofErr w:type="spellStart"/>
-      <w:r>
-        <w:t>bookMedia</w:t>
-      </w:r>
-      <w:proofErr w:type="spellEnd"/>
-      <w:r>
-        <w:t>: VARCHAR (50), not NULL</w:t>
-      </w:r>
-    </w:p>
-    <w:p>
-      <w:pPr>
-        <w:ind w:left="1440"/>
-      </w:pPr>
-    </w:p>
-    <w:p>
-      <w:pPr>
-        <w:numPr>
-          <w:ilvl w:val="1"/>
-          <w:numId w:val="6"/>
-        </w:numPr>
-      </w:pPr>
-      <w:r>
-        <w:t>Relationships:</w:t>
-      </w:r>
-    </w:p>
-    <w:p>
-      <w:pPr>
-        <w:numPr>
-          <w:ilvl w:val="2"/>
-          <w:numId w:val="6"/>
-        </w:numPr>
-      </w:pPr>
-      <w:r>
-        <w:t xml:space="preserve">A </w:t>
-      </w:r>
-      <w:proofErr w:type="gramStart"/>
-      <w:r>
-        <w:t>M:N</w:t>
-      </w:r>
-      <w:proofErr w:type="gramEnd"/>
-      <w:r>
-        <w:t xml:space="preserve"> relationship between Books and Authors is implemented using </w:t>
-      </w:r>
-      <w:proofErr w:type="spellStart"/>
-      <w:r>
-        <w:t>BookAuthors</w:t>
-      </w:r>
-      <w:proofErr w:type="spellEnd"/>
-      <w:r>
-        <w:t xml:space="preserve"> intersection table.</w:t>
-      </w:r>
-    </w:p>
-    <w:p>
-      <w:pPr>
-        <w:numPr>
-          <w:ilvl w:val="2"/>
-          <w:numId w:val="6"/>
-        </w:numPr>
-      </w:pPr>
-      <w:r>
-        <w:t xml:space="preserve">A </w:t>
-      </w:r>
-      <w:proofErr w:type="gramStart"/>
-      <w:r>
-        <w:t>M:N</w:t>
-      </w:r>
-      <w:proofErr w:type="gramEnd"/>
-      <w:r>
-        <w:t xml:space="preserve"> relationship between Books and Genres is implemented using the </w:t>
-      </w:r>
-      <w:proofErr w:type="spellStart"/>
-      <w:r>
-        <w:t>BookGenres</w:t>
-      </w:r>
-      <w:proofErr w:type="spellEnd"/>
-      <w:r>
-        <w:t xml:space="preserve"> intersection table.</w:t>
-      </w:r>
-    </w:p>
-    <w:p>
-      <w:pPr>
-        <w:numPr>
-          <w:ilvl w:val="2"/>
-          <w:numId w:val="6"/>
-        </w:numPr>
-      </w:pPr>
-      <w:r>
-        <w:t xml:space="preserve">A 1:M relationship between Books and </w:t>
-      </w:r>
-      <w:proofErr w:type="spellStart"/>
-      <w:r>
-        <w:t>BookCopies</w:t>
-      </w:r>
-      <w:proofErr w:type="spellEnd"/>
-      <w:r>
-        <w:t xml:space="preserve"> is implemented with </w:t>
-      </w:r>
-      <w:proofErr w:type="spellStart"/>
-      <w:r>
-        <w:t>bookID</w:t>
-      </w:r>
-      <w:proofErr w:type="spellEnd"/>
-      <w:r>
-        <w:t xml:space="preserve"> as </w:t>
-      </w:r>
-      <w:proofErr w:type="gramStart"/>
-      <w:r>
-        <w:t>a</w:t>
-      </w:r>
-      <w:proofErr w:type="gramEnd"/>
-      <w:r>
-        <w:t xml:space="preserve"> FK inside of </w:t>
-      </w:r>
-      <w:proofErr w:type="spellStart"/>
-      <w:r>
-        <w:t>BookCopies</w:t>
-      </w:r>
-      <w:proofErr w:type="spellEnd"/>
-    </w:p>
-    <w:p>
-      <w:pPr>
-        <w:ind w:left="2160"/>
-      </w:pPr>
-    </w:p>
-    <w:p>
-      <w:pPr>
-        <w:numPr>
-          <w:ilvl w:val="0"/>
-          <w:numId w:val="6"/>
-        </w:numPr>
-      </w:pPr>
-      <w:r>
-        <w:rPr>
-          <w:b/>
-          <w:bCs/>
-        </w:rPr>
-        <w:t>Patrons</w:t>
-      </w:r>
-      <w:r>
-        <w:rPr>
-          <w:b/>
-          <w:bCs/>
-        </w:rPr>
-        <w:t>-</w:t>
-      </w:r>
-      <w:r>
-        <w:rPr>
-          <w:b/>
-          <w:bCs/>
-        </w:rPr>
-        <w:t xml:space="preserve"> </w:t>
-      </w:r>
-      <w:r>
-        <w:t>Records library members who can borrow materials.</w:t>
-      </w:r>
-    </w:p>
-    <w:p>
-      <w:pPr>
-        <w:numPr>
-          <w:ilvl w:val="1"/>
-          <w:numId w:val="6"/>
-        </w:numPr>
-      </w:pPr>
-      <w:proofErr w:type="spellStart"/>
-      <w:r>
-        <w:t>patronID</w:t>
-      </w:r>
-      <w:proofErr w:type="spellEnd"/>
-      <w:r>
-        <w:t xml:space="preserve">: INT, </w:t>
-      </w:r>
-      <w:proofErr w:type="spellStart"/>
-      <w:r>
-        <w:t>auto_increment</w:t>
-      </w:r>
-      <w:proofErr w:type="spellEnd"/>
-      <w:r>
-        <w:t>, unique, not NULL, PK</w:t>
-      </w:r>
-    </w:p>
-    <w:p>
-      <w:pPr>
-        <w:numPr>
-          <w:ilvl w:val="1"/>
-          <w:numId w:val="6"/>
-        </w:numPr>
-      </w:pPr>
-      <w:proofErr w:type="spellStart"/>
-      <w:r>
-        <w:t>libraryCardNumber</w:t>
-      </w:r>
-      <w:proofErr w:type="spellEnd"/>
-      <w:r>
-        <w:t xml:space="preserve">: </w:t>
-      </w:r>
-      <w:proofErr w:type="gramStart"/>
-      <w:r>
-        <w:t>VARCHAR(</w:t>
-      </w:r>
-      <w:proofErr w:type="gramEnd"/>
-      <w:r>
-        <w:t>20), not NULL, UQ</w:t>
-      </w:r>
-    </w:p>
-    <w:p>
-      <w:pPr>
-        <w:numPr>
-          <w:ilvl w:val="1"/>
-          <w:numId w:val="6"/>
-        </w:numPr>
-      </w:pPr>
-      <w:proofErr w:type="spellStart"/>
-      <w:r>
-        <w:t>firstName</w:t>
-      </w:r>
-      <w:proofErr w:type="spellEnd"/>
-      <w:r>
-        <w:t>: VARCHAR (50), not NULL</w:t>
-      </w:r>
-    </w:p>
-    <w:p>
-      <w:pPr>
-        <w:numPr>
-          <w:ilvl w:val="1"/>
-          <w:numId w:val="6"/>
-        </w:numPr>
-      </w:pPr>
-      <w:proofErr w:type="spellStart"/>
-      <w:r>
-        <w:t>lastName</w:t>
-      </w:r>
-      <w:proofErr w:type="spellEnd"/>
-      <w:r>
-        <w:t>: VARCHAR (50), not NULL</w:t>
-      </w:r>
-    </w:p>
-    <w:p>
-      <w:pPr>
-        <w:numPr>
-          <w:ilvl w:val="1"/>
-          <w:numId w:val="6"/>
-        </w:numPr>
-      </w:pPr>
-      <w:r>
-        <w:t>email: VARCHAR (100), not NULL, UQ</w:t>
-      </w:r>
-    </w:p>
-    <w:p>
-      <w:pPr>
-        <w:numPr>
-          <w:ilvl w:val="1"/>
-          <w:numId w:val="6"/>
-        </w:numPr>
-      </w:pPr>
-      <w:r>
-        <w:t>phone: VARCHAR (10)</w:t>
-      </w:r>
-    </w:p>
-    <w:p>
-      <w:pPr>
-        <w:ind w:left="1440"/>
-      </w:pPr>
-      <w:r>
-        <w:t xml:space="preserve"> </w:t>
-      </w:r>
-    </w:p>
-    <w:p>
-      <w:pPr>
-        <w:numPr>
-          <w:ilvl w:val="1"/>
-          <w:numId w:val="6"/>
-        </w:numPr>
-      </w:pPr>
-      <w:r>
-        <w:t>Relationship:</w:t>
-      </w:r>
-    </w:p>
-    <w:p>
-      <w:pPr>
-        <w:numPr>
-          <w:ilvl w:val="2"/>
-          <w:numId w:val="6"/>
-        </w:numPr>
-      </w:pPr>
-      <w:r>
-        <w:lastRenderedPageBreak/>
-        <w:t xml:space="preserve">A 1:M relationship between Patrons and Loans is implemented with </w:t>
-      </w:r>
-      <w:proofErr w:type="spellStart"/>
-      <w:r>
-        <w:t>patronID</w:t>
-      </w:r>
-      <w:proofErr w:type="spellEnd"/>
-      <w:r>
-        <w:t xml:space="preserve"> as </w:t>
-      </w:r>
-      <w:proofErr w:type="gramStart"/>
-      <w:r>
-        <w:t>a</w:t>
-      </w:r>
-      <w:proofErr w:type="gramEnd"/>
-      <w:r>
-        <w:t xml:space="preserve"> FK inside of Loans.</w:t>
-      </w:r>
-    </w:p>
-    <w:p>
-      <w:pPr>
-        <w:ind w:left="2160"/>
-      </w:pPr>
-    </w:p>
-    <w:p>
-      <w:pPr>
-        <w:numPr>
-          <w:ilvl w:val="0"/>
-          <w:numId w:val="6"/>
-        </w:numPr>
-      </w:pPr>
-      <w:r>
-        <w:rPr>
-          <w:b/>
-          <w:bCs/>
-        </w:rPr>
-        <w:t>Loans</w:t>
-      </w:r>
-      <w:r>
-        <w:rPr>
-          <w:b/>
-          <w:bCs/>
-        </w:rPr>
-        <w:t>-</w:t>
-      </w:r>
-      <w:r>
-        <w:t xml:space="preserve"> Tracks all book checkout transactions between patrons and book copies, recording dates, fees and status. Each row is a separate transaction showing what happens over time.</w:t>
-      </w:r>
-    </w:p>
-    <w:p>
-      <w:pPr>
-        <w:numPr>
-          <w:ilvl w:val="1"/>
-          <w:numId w:val="6"/>
-        </w:numPr>
-      </w:pPr>
-      <w:proofErr w:type="spellStart"/>
-      <w:r>
-        <w:t>loanID</w:t>
-      </w:r>
-      <w:proofErr w:type="spellEnd"/>
-      <w:r>
-        <w:t xml:space="preserve">: INT, </w:t>
-      </w:r>
-      <w:proofErr w:type="spellStart"/>
-      <w:r>
-        <w:t>auto_increment</w:t>
-      </w:r>
-      <w:proofErr w:type="spellEnd"/>
-      <w:r>
-        <w:t>, unique, not NULL, PK</w:t>
-      </w:r>
-    </w:p>
-    <w:p>
-      <w:pPr>
-        <w:numPr>
-          <w:ilvl w:val="1"/>
-          <w:numId w:val="6"/>
-        </w:numPr>
-      </w:pPr>
-      <w:proofErr w:type="spellStart"/>
-      <w:r>
-        <w:t>copyID</w:t>
-      </w:r>
-      <w:proofErr w:type="spellEnd"/>
-      <w:r>
-        <w:t>: INT, not NULL, FK</w:t>
-      </w:r>
-    </w:p>
-    <w:p>
-      <w:pPr>
-        <w:numPr>
-          <w:ilvl w:val="1"/>
-          <w:numId w:val="6"/>
-        </w:numPr>
-      </w:pPr>
-      <w:proofErr w:type="spellStart"/>
-      <w:r>
-        <w:t>patronID</w:t>
-      </w:r>
-      <w:proofErr w:type="spellEnd"/>
-      <w:r>
-        <w:t>: INT, not NULL, FK</w:t>
-      </w:r>
-    </w:p>
-    <w:p>
-      <w:pPr>
-        <w:numPr>
-          <w:ilvl w:val="1"/>
-          <w:numId w:val="6"/>
-        </w:numPr>
-      </w:pPr>
-      <w:proofErr w:type="spellStart"/>
-      <w:r>
-        <w:t>checkoutDate</w:t>
-      </w:r>
-      <w:proofErr w:type="spellEnd"/>
-      <w:r>
-        <w:t>: DATE, not NULL, default (CURRENT_DATE)</w:t>
-      </w:r>
-    </w:p>
-    <w:p>
-      <w:pPr>
-        <w:numPr>
-          <w:ilvl w:val="1"/>
-          <w:numId w:val="6"/>
-        </w:numPr>
-      </w:pPr>
-      <w:proofErr w:type="spellStart"/>
-      <w:r>
-        <w:t>dueDate</w:t>
-      </w:r>
-      <w:proofErr w:type="spellEnd"/>
-      <w:r>
-        <w:t>: DATE, not NULL</w:t>
-      </w:r>
-    </w:p>
-    <w:p>
-      <w:pPr>
-        <w:numPr>
-          <w:ilvl w:val="1"/>
-          <w:numId w:val="6"/>
-        </w:numPr>
-      </w:pPr>
-      <w:proofErr w:type="spellStart"/>
-      <w:r>
-        <w:t>returnDate</w:t>
-      </w:r>
-      <w:proofErr w:type="spellEnd"/>
-      <w:r>
-        <w:t>: DATE, NULL</w:t>
-      </w:r>
-    </w:p>
-    <w:p>
-      <w:pPr>
-        <w:numPr>
-          <w:ilvl w:val="1"/>
-          <w:numId w:val="6"/>
-        </w:numPr>
-      </w:pPr>
-      <w:proofErr w:type="spellStart"/>
-      <w:r>
-        <w:t>lateFee</w:t>
-      </w:r>
-      <w:proofErr w:type="spellEnd"/>
-      <w:r>
-        <w:t>: DECIMAL (5,2), default 0.00</w:t>
-      </w:r>
-    </w:p>
-    <w:p>
-      <w:pPr>
-        <w:numPr>
-          <w:ilvl w:val="1"/>
-          <w:numId w:val="6"/>
-        </w:numPr>
-      </w:pPr>
-      <w:r>
-        <w:t>status: ENUM (‘Active’, ‘Returned’, ‘Overdue’, ‘Lost’), default ‘Active’</w:t>
-      </w:r>
-    </w:p>
-    <w:p>
-      <w:pPr>
-        <w:ind w:left="1440"/>
-      </w:pPr>
-    </w:p>
-    <w:p>
-      <w:pPr>
-        <w:numPr>
-          <w:ilvl w:val="1"/>
-          <w:numId w:val="6"/>
-        </w:numPr>
-      </w:pPr>
-      <w:r>
-        <w:t>Relationships:</w:t>
-      </w:r>
-    </w:p>
-    <w:p>
-      <w:pPr>
-        <w:numPr>
-          <w:ilvl w:val="2"/>
-          <w:numId w:val="6"/>
-        </w:numPr>
-      </w:pPr>
-      <w:r>
-        <w:t xml:space="preserve">A 1:M relationship between Patrons and Loans is implemented with </w:t>
-      </w:r>
-      <w:proofErr w:type="spellStart"/>
-      <w:r>
-        <w:t>patronID</w:t>
-      </w:r>
-      <w:proofErr w:type="spellEnd"/>
-      <w:r>
-        <w:t xml:space="preserve"> as </w:t>
-      </w:r>
-      <w:proofErr w:type="gramStart"/>
-      <w:r>
-        <w:t>a</w:t>
-      </w:r>
-      <w:proofErr w:type="gramEnd"/>
-      <w:r>
-        <w:t xml:space="preserve"> FK inside of Loans.</w:t>
-      </w:r>
-    </w:p>
-    <w:p>
-      <w:pPr>
-        <w:numPr>
-          <w:ilvl w:val="2"/>
-          <w:numId w:val="6"/>
-        </w:numPr>
-      </w:pPr>
-      <w:r>
-        <w:t xml:space="preserve">A 1:M relationship between </w:t>
-      </w:r>
-      <w:proofErr w:type="spellStart"/>
-      <w:r>
-        <w:t>BookCopies</w:t>
-      </w:r>
-      <w:proofErr w:type="spellEnd"/>
-      <w:r>
-        <w:t xml:space="preserve"> and Loans is implemented with </w:t>
-      </w:r>
-      <w:proofErr w:type="spellStart"/>
-      <w:r>
-        <w:t>copyID</w:t>
-      </w:r>
-      <w:proofErr w:type="spellEnd"/>
-      <w:r>
-        <w:t xml:space="preserve"> as FK inside of Loans.</w:t>
-      </w:r>
-    </w:p>
-    <w:p>
-      <w:pPr>
-        <w:ind w:left="2160"/>
-      </w:pPr>
-    </w:p>
-    <w:p>
-      <w:pPr>
-        <w:numPr>
-          <w:ilvl w:val="0"/>
-          <w:numId w:val="6"/>
-        </w:numPr>
-      </w:pPr>
-      <w:r>
-        <w:rPr>
-          <w:b/>
-          <w:bCs/>
-        </w:rPr>
-        <w:t>Authors</w:t>
-      </w:r>
-      <w:r>
-        <w:rPr>
-          <w:b/>
-          <w:bCs/>
-        </w:rPr>
-        <w:t>-</w:t>
-      </w:r>
-      <w:r>
-        <w:t xml:space="preserve"> Stores information about authors of the book(s)</w:t>
-      </w:r>
-    </w:p>
-    <w:p>
-      <w:pPr>
-        <w:numPr>
-          <w:ilvl w:val="1"/>
-          <w:numId w:val="6"/>
-        </w:numPr>
-      </w:pPr>
-      <w:proofErr w:type="spellStart"/>
-      <w:r>
-        <w:t>authorID</w:t>
-      </w:r>
-      <w:proofErr w:type="spellEnd"/>
-      <w:r>
-        <w:t xml:space="preserve">: INT, </w:t>
-      </w:r>
-      <w:proofErr w:type="spellStart"/>
-      <w:r>
-        <w:t>auto_increment</w:t>
-      </w:r>
-      <w:proofErr w:type="spellEnd"/>
-      <w:r>
-        <w:t>, unique, not NULL, PK</w:t>
-      </w:r>
-    </w:p>
-    <w:p>
-      <w:pPr>
-        <w:numPr>
-          <w:ilvl w:val="1"/>
-          <w:numId w:val="6"/>
-        </w:numPr>
-      </w:pPr>
-      <w:proofErr w:type="spellStart"/>
-      <w:r>
-        <w:t>firstName</w:t>
-      </w:r>
-      <w:proofErr w:type="spellEnd"/>
-      <w:r>
-        <w:t xml:space="preserve">: </w:t>
-      </w:r>
-      <w:proofErr w:type="gramStart"/>
-      <w:r>
-        <w:t>VARCHAR(</w:t>
-      </w:r>
-      <w:proofErr w:type="gramEnd"/>
-      <w:r>
-        <w:t>50), not NULL</w:t>
-      </w:r>
-    </w:p>
-    <w:p>
-      <w:pPr>
-        <w:numPr>
-          <w:ilvl w:val="1"/>
-          <w:numId w:val="6"/>
-        </w:numPr>
-      </w:pPr>
-      <w:proofErr w:type="spellStart"/>
-      <w:r>
-        <w:t>lastName</w:t>
-      </w:r>
-      <w:proofErr w:type="spellEnd"/>
-      <w:r>
-        <w:t xml:space="preserve">: </w:t>
-      </w:r>
-      <w:proofErr w:type="gramStart"/>
-      <w:r>
-        <w:t>VARCHAR(</w:t>
-      </w:r>
-      <w:proofErr w:type="gramEnd"/>
-      <w:r>
-        <w:t>50), not NULL</w:t>
-      </w:r>
-    </w:p>
-    <w:p>
-      <w:pPr>
-        <w:numPr>
-          <w:ilvl w:val="1"/>
-          <w:numId w:val="6"/>
-        </w:numPr>
-      </w:pPr>
-      <w:proofErr w:type="spellStart"/>
-      <w:r>
-        <w:t>birthYear</w:t>
-      </w:r>
-      <w:proofErr w:type="spellEnd"/>
-      <w:r>
-        <w:t>: SMALLINT, NULL</w:t>
-      </w:r>
-    </w:p>
-    <w:p/>
-    <w:p>
-      <w:pPr>
-        <w:numPr>
-          <w:ilvl w:val="1"/>
-          <w:numId w:val="6"/>
-        </w:numPr>
-      </w:pPr>
-      <w:r>
-        <w:t xml:space="preserve">Relationship(s): </w:t>
-      </w:r>
-    </w:p>
-    <w:p>
-      <w:pPr>
-        <w:numPr>
-          <w:ilvl w:val="2"/>
-          <w:numId w:val="6"/>
-        </w:numPr>
-      </w:pPr>
-      <w:r>
-        <w:t xml:space="preserve">A </w:t>
-      </w:r>
-      <w:proofErr w:type="gramStart"/>
-      <w:r>
-        <w:t>M:N</w:t>
-      </w:r>
-      <w:proofErr w:type="gramEnd"/>
-      <w:r>
-        <w:t xml:space="preserve"> relationship between Books and Authors is implemented using the </w:t>
-      </w:r>
-      <w:proofErr w:type="spellStart"/>
-      <w:r>
-        <w:t>BookAuthors</w:t>
-      </w:r>
-      <w:proofErr w:type="spellEnd"/>
-      <w:r>
-        <w:t xml:space="preserve"> intersection table.</w:t>
-      </w:r>
-    </w:p>
-    <w:p>
-      <w:pPr>
-        <w:ind w:left="2160"/>
-      </w:pPr>
-    </w:p>
-    <w:p>
-      <w:pPr>
-        <w:numPr>
-          <w:ilvl w:val="0"/>
-          <w:numId w:val="6"/>
-        </w:numPr>
-      </w:pPr>
-      <w:r>
-        <w:rPr>
-          <w:b/>
-          <w:bCs/>
-        </w:rPr>
-        <w:t>Genres</w:t>
-      </w:r>
-      <w:r>
-        <w:rPr>
-          <w:b/>
-          <w:bCs/>
-        </w:rPr>
-        <w:t>-</w:t>
-      </w:r>
-      <w:r>
-        <w:t xml:space="preserve"> Stores a list of genres that can be associated with books</w:t>
-      </w:r>
-    </w:p>
-    <w:p>
-      <w:pPr>
-        <w:numPr>
-          <w:ilvl w:val="1"/>
-          <w:numId w:val="6"/>
-        </w:numPr>
-      </w:pPr>
-      <w:proofErr w:type="spellStart"/>
-      <w:r>
-        <w:t>genreID</w:t>
-      </w:r>
-      <w:proofErr w:type="spellEnd"/>
-      <w:r>
-        <w:t xml:space="preserve">: INT, </w:t>
-      </w:r>
-      <w:proofErr w:type="spellStart"/>
-      <w:r>
-        <w:t>auto_increment</w:t>
-      </w:r>
-      <w:proofErr w:type="spellEnd"/>
-      <w:r>
-        <w:t>, unique, not NULL, PK</w:t>
-      </w:r>
-    </w:p>
-    <w:p>
-      <w:pPr>
-        <w:numPr>
-          <w:ilvl w:val="1"/>
-          <w:numId w:val="6"/>
-        </w:numPr>
-      </w:pPr>
-      <w:proofErr w:type="spellStart"/>
-      <w:r>
-        <w:t>genreName</w:t>
-      </w:r>
-      <w:proofErr w:type="spellEnd"/>
-      <w:r>
-        <w:t xml:space="preserve">: </w:t>
-      </w:r>
-      <w:proofErr w:type="gramStart"/>
-      <w:r>
-        <w:t>VARCHAR(</w:t>
-      </w:r>
-      <w:proofErr w:type="gramEnd"/>
-      <w:r>
-        <w:t>50), unique, not NULL</w:t>
-      </w:r>
-    </w:p>
-    <w:p>
-      <w:pPr>
-        <w:ind w:left="1440"/>
-      </w:pPr>
-    </w:p>
-    <w:p>
-      <w:pPr>
-        <w:numPr>
-          <w:ilvl w:val="1"/>
-          <w:numId w:val="6"/>
-        </w:numPr>
-      </w:pPr>
-      <w:r>
-        <w:t xml:space="preserve">Relationship(s): </w:t>
-      </w:r>
-    </w:p>
-    <w:p>
-      <w:pPr>
-        <w:numPr>
-          <w:ilvl w:val="2"/>
-          <w:numId w:val="6"/>
-        </w:numPr>
-      </w:pPr>
-      <w:r>
-        <w:t xml:space="preserve">A </w:t>
-      </w:r>
-      <w:proofErr w:type="gramStart"/>
-      <w:r>
-        <w:t>M:N</w:t>
-      </w:r>
-      <w:proofErr w:type="gramEnd"/>
-      <w:r>
-        <w:t xml:space="preserve"> relationship between Books and Genres is implemented using the </w:t>
-      </w:r>
-      <w:proofErr w:type="spellStart"/>
-      <w:r>
-        <w:t>BookGenres</w:t>
-      </w:r>
-      <w:proofErr w:type="spellEnd"/>
-      <w:r>
-        <w:t xml:space="preserve"> intersection table.</w:t>
-      </w:r>
-    </w:p>
-    <w:p>
-      <w:pPr>
-        <w:ind w:left="2160"/>
-      </w:pPr>
-    </w:p>
-    <w:p>
-      <w:pPr>
-        <w:numPr>
-          <w:ilvl w:val="0"/>
-          <w:numId w:val="6"/>
-        </w:numPr>
-      </w:pPr>
-      <w:proofErr w:type="spellStart"/>
-      <w:r>
-        <w:rPr>
-          <w:b/>
-          <w:bCs/>
-        </w:rPr>
-        <w:t>BookCopies</w:t>
-      </w:r>
-      <w:proofErr w:type="spellEnd"/>
-      <w:r>
-        <w:rPr>
-          <w:b/>
-          <w:bCs/>
-        </w:rPr>
-        <w:t>-</w:t>
-      </w:r>
-      <w:r>
-        <w:t xml:space="preserve"> Track the physical copy of a book (Some book titles can have multiple copies)</w:t>
-      </w:r>
-    </w:p>
-    <w:p>
-      <w:pPr>
-        <w:numPr>
-          <w:ilvl w:val="1"/>
-          <w:numId w:val="6"/>
-        </w:numPr>
-      </w:pPr>
-      <w:proofErr w:type="spellStart"/>
-      <w:r>
-        <w:t>copyID</w:t>
-      </w:r>
-      <w:proofErr w:type="spellEnd"/>
-      <w:r>
-        <w:t xml:space="preserve">: INT, </w:t>
-      </w:r>
-      <w:proofErr w:type="spellStart"/>
-      <w:r>
-        <w:t>auto_increment</w:t>
-      </w:r>
-      <w:proofErr w:type="spellEnd"/>
-      <w:r>
-        <w:t>, unique, not NULL, PK</w:t>
-      </w:r>
-    </w:p>
-    <w:p>
-      <w:pPr>
-        <w:numPr>
-          <w:ilvl w:val="1"/>
-          <w:numId w:val="6"/>
-        </w:numPr>
-      </w:pPr>
-      <w:proofErr w:type="spellStart"/>
-      <w:r>
-        <w:t>bookID</w:t>
-      </w:r>
-      <w:proofErr w:type="spellEnd"/>
-      <w:r>
-        <w:t>: INT, not NULL, FK</w:t>
-      </w:r>
-    </w:p>
-    <w:p>
-      <w:pPr>
-        <w:numPr>
-          <w:ilvl w:val="1"/>
-          <w:numId w:val="6"/>
-        </w:numPr>
-      </w:pPr>
-      <w:proofErr w:type="spellStart"/>
-      <w:r>
-        <w:t>acquisitionDate</w:t>
-      </w:r>
-      <w:proofErr w:type="spellEnd"/>
-      <w:r>
-        <w:t>: DATE, not NULL</w:t>
-      </w:r>
-    </w:p>
-    <w:p>
-      <w:pPr>
-        <w:numPr>
-          <w:ilvl w:val="1"/>
-          <w:numId w:val="6"/>
-        </w:numPr>
-      </w:pPr>
-      <w:r>
-        <w:lastRenderedPageBreak/>
-        <w:t xml:space="preserve">condition: </w:t>
-      </w:r>
-      <w:proofErr w:type="gramStart"/>
-      <w:r>
-        <w:t>VARCHAR(</w:t>
-      </w:r>
-      <w:proofErr w:type="gramEnd"/>
-      <w:r>
-        <w:t xml:space="preserve">20), not NULL </w:t>
-      </w:r>
-    </w:p>
-    <w:p>
-      <w:pPr>
-        <w:numPr>
-          <w:ilvl w:val="1"/>
-          <w:numId w:val="6"/>
-        </w:numPr>
-      </w:pPr>
-      <w:r>
-        <w:t xml:space="preserve">location: </w:t>
-      </w:r>
-      <w:proofErr w:type="gramStart"/>
-      <w:r>
-        <w:t>VARCHAR(</w:t>
-      </w:r>
-      <w:proofErr w:type="gramEnd"/>
-      <w:r>
-        <w:t>50), not NULL</w:t>
-      </w:r>
-    </w:p>
-    <w:p>
-      <w:pPr>
-        <w:numPr>
-          <w:ilvl w:val="1"/>
-          <w:numId w:val="6"/>
-        </w:numPr>
-      </w:pPr>
-      <w:r>
-        <w:t xml:space="preserve">status: </w:t>
-      </w:r>
-      <w:proofErr w:type="gramStart"/>
-      <w:r>
-        <w:t>VARCHAR(</w:t>
-      </w:r>
-      <w:proofErr w:type="gramEnd"/>
-      <w:r>
-        <w:t>20), not NULL</w:t>
-      </w:r>
-    </w:p>
-    <w:p/>
-    <w:p>
-      <w:pPr>
-        <w:numPr>
-          <w:ilvl w:val="1"/>
-          <w:numId w:val="6"/>
-        </w:numPr>
-      </w:pPr>
-      <w:r>
-        <w:t xml:space="preserve">Relationship(s): </w:t>
-      </w:r>
-    </w:p>
-    <w:p>
-      <w:pPr>
-        <w:numPr>
-          <w:ilvl w:val="2"/>
-          <w:numId w:val="6"/>
-        </w:numPr>
-      </w:pPr>
-      <w:r>
-        <w:t xml:space="preserve">A 1:M relationship between Books and </w:t>
-      </w:r>
-      <w:proofErr w:type="spellStart"/>
-      <w:r>
-        <w:t>BookCopies</w:t>
-      </w:r>
-      <w:proofErr w:type="spellEnd"/>
-      <w:r>
-        <w:t xml:space="preserve"> is implemented with book ID as </w:t>
-      </w:r>
-      <w:proofErr w:type="gramStart"/>
-      <w:r>
-        <w:t>a</w:t>
-      </w:r>
-      <w:proofErr w:type="gramEnd"/>
-      <w:r>
-        <w:t xml:space="preserve"> FK inside of </w:t>
-      </w:r>
-      <w:proofErr w:type="spellStart"/>
-      <w:r>
-        <w:t>BookCopies</w:t>
-      </w:r>
-      <w:proofErr w:type="spellEnd"/>
-    </w:p>
-    <w:p/>
-    <w:p>
-      <w:pPr>
-        <w:numPr>
-          <w:ilvl w:val="0"/>
-          <w:numId w:val="6"/>
-        </w:numPr>
-        <w:rPr>
-          <w:b/>
-          <w:bCs/>
-        </w:rPr>
-      </w:pPr>
-      <w:proofErr w:type="spellStart"/>
-      <w:r>
-        <w:rPr>
-          <w:b/>
-          <w:bCs/>
-        </w:rPr>
-        <w:t>BookAuthors</w:t>
-      </w:r>
-      <w:proofErr w:type="spellEnd"/>
-      <w:r>
-        <w:rPr>
-          <w:b/>
-          <w:bCs/>
-        </w:rPr>
-        <w:t>-</w:t>
-      </w:r>
-      <w:r>
-        <w:rPr>
-          <w:b/>
-          <w:bCs/>
-        </w:rPr>
-        <w:t xml:space="preserve"> </w:t>
-      </w:r>
-      <w:r>
-        <w:t>A join table to associate books and authors</w:t>
-      </w:r>
-    </w:p>
-    <w:p>
-      <w:pPr>
-        <w:numPr>
-          <w:ilvl w:val="1"/>
-          <w:numId w:val="6"/>
-        </w:numPr>
-      </w:pPr>
-      <w:proofErr w:type="spellStart"/>
-      <w:r>
-        <w:t>bookID</w:t>
-      </w:r>
-      <w:proofErr w:type="spellEnd"/>
-      <w:r>
-        <w:t>: INT not NULL, PK, FK</w:t>
-      </w:r>
-    </w:p>
-    <w:p>
-      <w:pPr>
-        <w:numPr>
-          <w:ilvl w:val="1"/>
-          <w:numId w:val="6"/>
-        </w:numPr>
-      </w:pPr>
-      <w:proofErr w:type="spellStart"/>
-      <w:r>
-        <w:t>authorID</w:t>
-      </w:r>
-      <w:proofErr w:type="spellEnd"/>
-      <w:r>
-        <w:t>: INT not NULL, PK, FK</w:t>
-      </w:r>
-    </w:p>
-    <w:p/>
-    <w:p>
-      <w:pPr>
-        <w:numPr>
-          <w:ilvl w:val="1"/>
-          <w:numId w:val="6"/>
-        </w:numPr>
-      </w:pPr>
-      <w:r>
-        <w:t xml:space="preserve">Relationship(s): A </w:t>
-      </w:r>
-      <w:proofErr w:type="gramStart"/>
-      <w:r>
-        <w:t>M:N</w:t>
-      </w:r>
-      <w:proofErr w:type="gramEnd"/>
-      <w:r>
-        <w:t xml:space="preserve"> relationship between Books and Authors, where a book may have multiple authors and an author may have written multiple books.</w:t>
-      </w:r>
-    </w:p>
-    <w:p>
-      <w:pPr>
-        <w:ind w:left="1440"/>
-      </w:pPr>
-    </w:p>
-    <w:p>
-      <w:pPr>
-        <w:numPr>
-          <w:ilvl w:val="0"/>
-          <w:numId w:val="6"/>
-        </w:numPr>
-        <w:rPr>
-          <w:b/>
-          <w:bCs/>
-        </w:rPr>
-      </w:pPr>
-      <w:proofErr w:type="spellStart"/>
-      <w:r>
-        <w:rPr>
-          <w:b/>
-          <w:bCs/>
-        </w:rPr>
-        <w:t>BookGenres</w:t>
-      </w:r>
-      <w:proofErr w:type="spellEnd"/>
-      <w:r>
-        <w:rPr>
-          <w:b/>
-          <w:bCs/>
-        </w:rPr>
-        <w:t>-</w:t>
-      </w:r>
-      <w:r>
-        <w:t xml:space="preserve"> A join table to associate genres and books</w:t>
-      </w:r>
-    </w:p>
-    <w:p>
-      <w:pPr>
-        <w:numPr>
-          <w:ilvl w:val="1"/>
-          <w:numId w:val="6"/>
-        </w:numPr>
-      </w:pPr>
-      <w:proofErr w:type="spellStart"/>
-      <w:r>
-        <w:t>bookID</w:t>
-      </w:r>
-      <w:proofErr w:type="spellEnd"/>
-      <w:r>
-        <w:t>: INT not NULL, PK, FK</w:t>
-      </w:r>
-    </w:p>
-    <w:p>
-      <w:pPr>
-        <w:numPr>
-          <w:ilvl w:val="1"/>
-          <w:numId w:val="6"/>
-        </w:numPr>
-      </w:pPr>
-      <w:proofErr w:type="spellStart"/>
-      <w:r>
-        <w:t>genreID</w:t>
-      </w:r>
-      <w:proofErr w:type="spellEnd"/>
-      <w:r>
-        <w:t>: INT not NULL, PK, FK</w:t>
-      </w:r>
-    </w:p>
-    <w:p/>
-    <w:p>
-      <w:pPr>
-        <w:numPr>
-          <w:ilvl w:val="1"/>
-          <w:numId w:val="6"/>
-        </w:numPr>
-      </w:pPr>
-      <w:r>
-        <w:t xml:space="preserve">Relationship(s): A </w:t>
-      </w:r>
-      <w:proofErr w:type="gramStart"/>
-      <w:r>
-        <w:t>M:N</w:t>
-      </w:r>
-      <w:proofErr w:type="gramEnd"/>
-      <w:r>
-        <w:t xml:space="preserve"> relationship between Books and Genres, where a book may have multiple genres and a genre may have multiple books as part of it.</w:t>
-      </w:r>
-    </w:p>
-    <w:p/>
+        <w:t>URL Link</w:t>
+      </w:r>
+    </w:p>
     <w:p>
       <w:pPr>
         <w:pStyle w:val="Heading4"/>
@@ -1528,14 +109,1507 @@
         <w:shd w:val="clear" w:color="auto" w:fill="FFFFFF"/>
         <w:spacing w:before="180" w:after="180" w:line="360" w:lineRule="auto"/>
         <w:rPr>
+          <w:rFonts w:ascii="Helvetica" w:hAnsi="Helvetica" w:cs="Helvetica"/>
+          <w:color w:val="273540"/>
+          <w:shd w:val="clear" w:color="auto" w:fill="FFFFFF"/>
+        </w:rPr>
+      </w:pPr>
+      <w:r>
+        <w:rPr>
+          <w:rFonts w:ascii="Helvetica" w:hAnsi="Helvetica" w:cs="Helvetica"/>
+          <w:color w:val="273540"/>
+          <w:shd w:val="clear" w:color="auto" w:fill="FFFFFF"/>
+        </w:rPr>
+        <w:t> </w:t>
+      </w:r>
+      <w:hyperlink r:id="rId5" w:history="1">
+        <w:r>
+          <w:rPr>
+            <w:rStyle w:val="Hyperlink"/>
+            <w:rFonts w:ascii="Helvetica" w:hAnsi="Helvetica" w:cs="Helvetica"/>
+            <w:shd w:val="clear" w:color="auto" w:fill="FFFFFF"/>
+          </w:rPr>
+          <w:t>http://classwork.engr.oregonstate.edu:</w:t>
+        </w:r>
+        <w:bookmarkStart w:id="3" w:name="_GoBack"/>
+        <w:bookmarkEnd w:id="3"/>
+        <w:r>
+          <w:rPr>
+            <w:rStyle w:val="Hyperlink"/>
+            <w:rFonts w:ascii="Helvetica" w:hAnsi="Helvetica" w:cs="Helvetica"/>
+            <w:shd w:val="clear" w:color="auto" w:fill="FFFFFF"/>
+          </w:rPr>
+          <w:t>1</w:t>
+        </w:r>
+        <w:r>
+          <w:rPr>
+            <w:rStyle w:val="Hyperlink"/>
+            <w:rFonts w:ascii="Helvetica" w:hAnsi="Helvetica" w:cs="Helvetica"/>
+            <w:shd w:val="clear" w:color="auto" w:fill="FFFFFF"/>
+          </w:rPr>
+          <w:t>995</w:t>
+        </w:r>
+      </w:hyperlink>
+    </w:p>
+    <w:p>
+      <w:pPr>
+        <w:pStyle w:val="Heading4"/>
+        <w:keepNext w:val="0"/>
+        <w:keepLines w:val="0"/>
+        <w:shd w:val="clear" w:color="auto" w:fill="FFFFFF"/>
+        <w:spacing w:before="180" w:after="180" w:line="360" w:lineRule="auto"/>
+        <w:rPr>
           <w:color w:val="273540"/>
           <w:sz w:val="28"/>
           <w:szCs w:val="28"/>
           <w:u w:val="single"/>
         </w:rPr>
       </w:pPr>
-      <w:bookmarkStart w:id="3" w:name="_8jppjwwdu26f" w:colFirst="0" w:colLast="0"/>
-      <w:bookmarkEnd w:id="3"/>
+      <w:r>
+        <w:rPr>
+          <w:color w:val="273540"/>
+          <w:sz w:val="28"/>
+          <w:szCs w:val="28"/>
+          <w:u w:val="single"/>
+        </w:rPr>
+        <w:t>A</w:t>
+      </w:r>
+      <w:r>
+        <w:rPr>
+          <w:color w:val="273540"/>
+          <w:sz w:val="28"/>
+          <w:szCs w:val="28"/>
+          <w:u w:val="single"/>
+        </w:rPr>
+        <w:t xml:space="preserve">) </w:t>
+      </w:r>
+      <w:r>
+        <w:rPr>
+          <w:color w:val="273540"/>
+          <w:sz w:val="28"/>
+          <w:szCs w:val="28"/>
+          <w:u w:val="single"/>
+        </w:rPr>
+        <w:t>Project Outline and Database Outline, ERD Schema &amp; Sample Data Updated Version</w:t>
+      </w:r>
+    </w:p>
+    <w:p>
+      <w:pPr>
+        <w:rPr>
+          <w:b/>
+          <w:bCs/>
+          <w:u w:val="single"/>
+        </w:rPr>
+      </w:pPr>
+      <w:r>
+        <w:rPr>
+          <w:b/>
+          <w:bCs/>
+          <w:sz w:val="24"/>
+          <w:szCs w:val="24"/>
+          <w:u w:val="single"/>
+        </w:rPr>
+        <w:t>Overview</w:t>
+      </w:r>
+      <w:r>
+        <w:rPr>
+          <w:b/>
+          <w:bCs/>
+          <w:sz w:val="24"/>
+          <w:szCs w:val="24"/>
+          <w:u w:val="single"/>
+        </w:rPr>
+        <w:t>:</w:t>
+      </w:r>
+    </w:p>
+    <w:p>
+      <w:pPr>
+        <w:ind w:firstLine="720"/>
+        <w:rPr>
+          <w:color w:val="FF0000"/>
+        </w:rPr>
+      </w:pPr>
+      <w:r>
+        <w:t xml:space="preserve">This library database will keep an inventory of all the books that a medium size library holds, up to 43,000 books. It will be able to serve 15,000-25,000 registered </w:t>
+      </w:r>
+      <w:proofErr w:type="spellStart"/>
+      <w:proofErr w:type="gramStart"/>
+      <w:r>
+        <w:t>members,with</w:t>
+      </w:r>
+      <w:proofErr w:type="spellEnd"/>
+      <w:proofErr w:type="gramEnd"/>
+      <w:r>
+        <w:t xml:space="preserve"> a centralized database. Furthermore, this system will store data on each of the books as well as facilitate a record of transactions that patrons will be able to perform when they borrow books. Clients will be able to use this software at the same time; 24/7. Without this, the library would have to rely on fragmented or manual tools.</w:t>
+      </w:r>
+    </w:p>
+    <w:p>
+      <w:pPr>
+        <w:rPr>
+          <w:b/>
+          <w:bCs/>
+          <w:u w:val="single"/>
+        </w:rPr>
+      </w:pPr>
+    </w:p>
+    <w:p>
+      <w:pPr>
+        <w:rPr>
+          <w:b/>
+          <w:bCs/>
+          <w:u w:val="single"/>
+        </w:rPr>
+      </w:pPr>
+      <w:r>
+        <w:rPr>
+          <w:b/>
+          <w:bCs/>
+          <w:sz w:val="24"/>
+          <w:szCs w:val="24"/>
+          <w:u w:val="single"/>
+        </w:rPr>
+        <w:t>Database Outline</w:t>
+      </w:r>
+      <w:r>
+        <w:rPr>
+          <w:b/>
+          <w:bCs/>
+          <w:sz w:val="24"/>
+          <w:szCs w:val="24"/>
+          <w:u w:val="single"/>
+        </w:rPr>
+        <w:t>:</w:t>
+      </w:r>
+    </w:p>
+    <w:p>
+      <w:pPr>
+        <w:numPr>
+          <w:ilvl w:val="0"/>
+          <w:numId w:val="6"/>
+        </w:numPr>
+      </w:pPr>
+      <w:r>
+        <w:rPr>
+          <w:b/>
+          <w:bCs/>
+        </w:rPr>
+        <w:t>Books</w:t>
+      </w:r>
+      <w:r>
+        <w:rPr>
+          <w:b/>
+          <w:bCs/>
+        </w:rPr>
+        <w:t xml:space="preserve">- </w:t>
+      </w:r>
+      <w:r>
+        <w:t xml:space="preserve">Records the details of books in the library                   </w:t>
+      </w:r>
+    </w:p>
+    <w:p>
+      <w:pPr>
+        <w:numPr>
+          <w:ilvl w:val="1"/>
+          <w:numId w:val="6"/>
+        </w:numPr>
+      </w:pPr>
+      <w:proofErr w:type="spellStart"/>
+      <w:r>
+        <w:t>bookID</w:t>
+      </w:r>
+      <w:proofErr w:type="spellEnd"/>
+      <w:r>
+        <w:t xml:space="preserve">: INT, </w:t>
+      </w:r>
+      <w:proofErr w:type="spellStart"/>
+      <w:r>
+        <w:t>auto_increment</w:t>
+      </w:r>
+      <w:proofErr w:type="spellEnd"/>
+      <w:r>
+        <w:t>, unique, not NULL, PK</w:t>
+      </w:r>
+    </w:p>
+    <w:p>
+      <w:pPr>
+        <w:numPr>
+          <w:ilvl w:val="1"/>
+          <w:numId w:val="6"/>
+        </w:numPr>
+      </w:pPr>
+      <w:r>
+        <w:t xml:space="preserve">ISBN: </w:t>
+      </w:r>
+      <w:proofErr w:type="gramStart"/>
+      <w:r>
+        <w:t>VARCHAR(</w:t>
+      </w:r>
+      <w:proofErr w:type="gramEnd"/>
+      <w:r>
+        <w:t>13), not NULL, UQ</w:t>
+      </w:r>
+    </w:p>
+    <w:p>
+      <w:pPr>
+        <w:numPr>
+          <w:ilvl w:val="1"/>
+          <w:numId w:val="6"/>
+        </w:numPr>
+      </w:pPr>
+      <w:r>
+        <w:t xml:space="preserve">title: </w:t>
+      </w:r>
+      <w:proofErr w:type="gramStart"/>
+      <w:r>
+        <w:t>VARCHAR(</w:t>
+      </w:r>
+      <w:proofErr w:type="gramEnd"/>
+      <w:r>
+        <w:t>255), not NULL</w:t>
+      </w:r>
+    </w:p>
+    <w:p>
+      <w:pPr>
+        <w:numPr>
+          <w:ilvl w:val="1"/>
+          <w:numId w:val="6"/>
+        </w:numPr>
+      </w:pPr>
+      <w:proofErr w:type="spellStart"/>
+      <w:r>
+        <w:t>publicationYear</w:t>
+      </w:r>
+      <w:proofErr w:type="spellEnd"/>
+      <w:r>
+        <w:t>: YEAR</w:t>
+      </w:r>
+    </w:p>
+    <w:p>
+      <w:pPr>
+        <w:numPr>
+          <w:ilvl w:val="1"/>
+          <w:numId w:val="6"/>
+        </w:numPr>
+      </w:pPr>
+      <w:r>
+        <w:t xml:space="preserve">publisher: </w:t>
+      </w:r>
+      <w:proofErr w:type="gramStart"/>
+      <w:r>
+        <w:t>VARCHAR(</w:t>
+      </w:r>
+      <w:proofErr w:type="gramEnd"/>
+      <w:r>
+        <w:t>100)</w:t>
+      </w:r>
+    </w:p>
+    <w:p>
+      <w:pPr>
+        <w:numPr>
+          <w:ilvl w:val="1"/>
+          <w:numId w:val="6"/>
+        </w:numPr>
+      </w:pPr>
+      <w:proofErr w:type="spellStart"/>
+      <w:r>
+        <w:t>bookMedia</w:t>
+      </w:r>
+      <w:proofErr w:type="spellEnd"/>
+      <w:r>
+        <w:t>: VARCHAR (50), not NULL</w:t>
+      </w:r>
+    </w:p>
+    <w:p>
+      <w:pPr>
+        <w:ind w:left="1440"/>
+      </w:pPr>
+    </w:p>
+    <w:p>
+      <w:pPr>
+        <w:numPr>
+          <w:ilvl w:val="1"/>
+          <w:numId w:val="6"/>
+        </w:numPr>
+      </w:pPr>
+      <w:r>
+        <w:t>Relationships:</w:t>
+      </w:r>
+    </w:p>
+    <w:p>
+      <w:pPr>
+        <w:numPr>
+          <w:ilvl w:val="2"/>
+          <w:numId w:val="6"/>
+        </w:numPr>
+      </w:pPr>
+      <w:r>
+        <w:t xml:space="preserve">A </w:t>
+      </w:r>
+      <w:proofErr w:type="gramStart"/>
+      <w:r>
+        <w:t>M:N</w:t>
+      </w:r>
+      <w:proofErr w:type="gramEnd"/>
+      <w:r>
+        <w:t xml:space="preserve"> relationship between Books and Authors is implemented using </w:t>
+      </w:r>
+      <w:proofErr w:type="spellStart"/>
+      <w:r>
+        <w:t>BookAuthors</w:t>
+      </w:r>
+      <w:proofErr w:type="spellEnd"/>
+      <w:r>
+        <w:t xml:space="preserve"> intersection table.</w:t>
+      </w:r>
+    </w:p>
+    <w:p>
+      <w:pPr>
+        <w:numPr>
+          <w:ilvl w:val="2"/>
+          <w:numId w:val="6"/>
+        </w:numPr>
+      </w:pPr>
+      <w:r>
+        <w:t xml:space="preserve">A </w:t>
+      </w:r>
+      <w:proofErr w:type="gramStart"/>
+      <w:r>
+        <w:t>M:N</w:t>
+      </w:r>
+      <w:proofErr w:type="gramEnd"/>
+      <w:r>
+        <w:t xml:space="preserve"> relationship between Books and Genres is implemented using the </w:t>
+      </w:r>
+      <w:proofErr w:type="spellStart"/>
+      <w:r>
+        <w:t>BookGenres</w:t>
+      </w:r>
+      <w:proofErr w:type="spellEnd"/>
+      <w:r>
+        <w:t xml:space="preserve"> intersection table.</w:t>
+      </w:r>
+    </w:p>
+    <w:p>
+      <w:pPr>
+        <w:numPr>
+          <w:ilvl w:val="2"/>
+          <w:numId w:val="6"/>
+        </w:numPr>
+      </w:pPr>
+      <w:r>
+        <w:t xml:space="preserve">A 1:M relationship between Books and </w:t>
+      </w:r>
+      <w:proofErr w:type="spellStart"/>
+      <w:r>
+        <w:t>BookCopies</w:t>
+      </w:r>
+      <w:proofErr w:type="spellEnd"/>
+      <w:r>
+        <w:t xml:space="preserve"> is implemented with </w:t>
+      </w:r>
+      <w:proofErr w:type="spellStart"/>
+      <w:r>
+        <w:t>bookID</w:t>
+      </w:r>
+      <w:proofErr w:type="spellEnd"/>
+      <w:r>
+        <w:t xml:space="preserve"> as </w:t>
+      </w:r>
+      <w:proofErr w:type="gramStart"/>
+      <w:r>
+        <w:t>a</w:t>
+      </w:r>
+      <w:proofErr w:type="gramEnd"/>
+      <w:r>
+        <w:t xml:space="preserve"> FK inside of </w:t>
+      </w:r>
+      <w:proofErr w:type="spellStart"/>
+      <w:r>
+        <w:t>BookCopies</w:t>
+      </w:r>
+      <w:proofErr w:type="spellEnd"/>
+    </w:p>
+    <w:p>
+      <w:pPr>
+        <w:ind w:left="2160"/>
+      </w:pPr>
+    </w:p>
+    <w:p>
+      <w:pPr>
+        <w:numPr>
+          <w:ilvl w:val="0"/>
+          <w:numId w:val="6"/>
+        </w:numPr>
+      </w:pPr>
+      <w:r>
+        <w:rPr>
+          <w:b/>
+          <w:bCs/>
+        </w:rPr>
+        <w:t>Patrons</w:t>
+      </w:r>
+      <w:r>
+        <w:rPr>
+          <w:b/>
+          <w:bCs/>
+        </w:rPr>
+        <w:t>-</w:t>
+      </w:r>
+      <w:r>
+        <w:rPr>
+          <w:b/>
+          <w:bCs/>
+        </w:rPr>
+        <w:t xml:space="preserve"> </w:t>
+      </w:r>
+      <w:r>
+        <w:t>Records library members who can borrow materials.</w:t>
+      </w:r>
+    </w:p>
+    <w:p>
+      <w:pPr>
+        <w:numPr>
+          <w:ilvl w:val="1"/>
+          <w:numId w:val="6"/>
+        </w:numPr>
+      </w:pPr>
+      <w:proofErr w:type="spellStart"/>
+      <w:r>
+        <w:t>patronID</w:t>
+      </w:r>
+      <w:proofErr w:type="spellEnd"/>
+      <w:r>
+        <w:t xml:space="preserve">: INT, </w:t>
+      </w:r>
+      <w:proofErr w:type="spellStart"/>
+      <w:r>
+        <w:t>auto_increment</w:t>
+      </w:r>
+      <w:proofErr w:type="spellEnd"/>
+      <w:r>
+        <w:t>, unique, not NULL, PK</w:t>
+      </w:r>
+    </w:p>
+    <w:p>
+      <w:pPr>
+        <w:numPr>
+          <w:ilvl w:val="1"/>
+          <w:numId w:val="6"/>
+        </w:numPr>
+      </w:pPr>
+      <w:proofErr w:type="spellStart"/>
+      <w:r>
+        <w:t>libraryCardNumber</w:t>
+      </w:r>
+      <w:proofErr w:type="spellEnd"/>
+      <w:r>
+        <w:t xml:space="preserve">: </w:t>
+      </w:r>
+      <w:proofErr w:type="gramStart"/>
+      <w:r>
+        <w:t>VARCHAR(</w:t>
+      </w:r>
+      <w:proofErr w:type="gramEnd"/>
+      <w:r>
+        <w:t>20), not NULL, UQ</w:t>
+      </w:r>
+    </w:p>
+    <w:p>
+      <w:pPr>
+        <w:numPr>
+          <w:ilvl w:val="1"/>
+          <w:numId w:val="6"/>
+        </w:numPr>
+      </w:pPr>
+      <w:proofErr w:type="spellStart"/>
+      <w:r>
+        <w:t>firstName</w:t>
+      </w:r>
+      <w:proofErr w:type="spellEnd"/>
+      <w:r>
+        <w:t>: VARCHAR (50), not NULL</w:t>
+      </w:r>
+    </w:p>
+    <w:p>
+      <w:pPr>
+        <w:numPr>
+          <w:ilvl w:val="1"/>
+          <w:numId w:val="6"/>
+        </w:numPr>
+      </w:pPr>
+      <w:proofErr w:type="spellStart"/>
+      <w:r>
+        <w:t>lastName</w:t>
+      </w:r>
+      <w:proofErr w:type="spellEnd"/>
+      <w:r>
+        <w:t>: VARCHAR (50), not NULL</w:t>
+      </w:r>
+    </w:p>
+    <w:p>
+      <w:pPr>
+        <w:numPr>
+          <w:ilvl w:val="1"/>
+          <w:numId w:val="6"/>
+        </w:numPr>
+      </w:pPr>
+      <w:r>
+        <w:lastRenderedPageBreak/>
+        <w:t>email: VARCHAR (100), not NULL, UQ</w:t>
+      </w:r>
+    </w:p>
+    <w:p>
+      <w:pPr>
+        <w:numPr>
+          <w:ilvl w:val="1"/>
+          <w:numId w:val="6"/>
+        </w:numPr>
+      </w:pPr>
+      <w:r>
+        <w:t>phone: VARCHAR (10)</w:t>
+      </w:r>
+    </w:p>
+    <w:p>
+      <w:pPr>
+        <w:ind w:left="1440"/>
+      </w:pPr>
+      <w:r>
+        <w:t xml:space="preserve"> </w:t>
+      </w:r>
+    </w:p>
+    <w:p>
+      <w:pPr>
+        <w:numPr>
+          <w:ilvl w:val="1"/>
+          <w:numId w:val="6"/>
+        </w:numPr>
+      </w:pPr>
+      <w:r>
+        <w:t>Relationship:</w:t>
+      </w:r>
+    </w:p>
+    <w:p>
+      <w:pPr>
+        <w:numPr>
+          <w:ilvl w:val="2"/>
+          <w:numId w:val="6"/>
+        </w:numPr>
+      </w:pPr>
+      <w:r>
+        <w:t xml:space="preserve">A 1:M relationship between Patrons and Loans is implemented with </w:t>
+      </w:r>
+      <w:proofErr w:type="spellStart"/>
+      <w:r>
+        <w:t>patronID</w:t>
+      </w:r>
+      <w:proofErr w:type="spellEnd"/>
+      <w:r>
+        <w:t xml:space="preserve"> as </w:t>
+      </w:r>
+      <w:proofErr w:type="gramStart"/>
+      <w:r>
+        <w:t>a</w:t>
+      </w:r>
+      <w:proofErr w:type="gramEnd"/>
+      <w:r>
+        <w:t xml:space="preserve"> FK inside of Loans.</w:t>
+      </w:r>
+    </w:p>
+    <w:p>
+      <w:pPr>
+        <w:ind w:left="2160"/>
+      </w:pPr>
+    </w:p>
+    <w:p>
+      <w:pPr>
+        <w:numPr>
+          <w:ilvl w:val="0"/>
+          <w:numId w:val="6"/>
+        </w:numPr>
+      </w:pPr>
+      <w:r>
+        <w:rPr>
+          <w:b/>
+          <w:bCs/>
+        </w:rPr>
+        <w:t>Loans</w:t>
+      </w:r>
+      <w:r>
+        <w:rPr>
+          <w:b/>
+          <w:bCs/>
+        </w:rPr>
+        <w:t>-</w:t>
+      </w:r>
+      <w:r>
+        <w:t xml:space="preserve"> Tracks all book checkout transactions between patrons and book copies, recording dates, fees and status. Each row is a separate transaction showing what happens over time.</w:t>
+      </w:r>
+    </w:p>
+    <w:p>
+      <w:pPr>
+        <w:numPr>
+          <w:ilvl w:val="1"/>
+          <w:numId w:val="6"/>
+        </w:numPr>
+      </w:pPr>
+      <w:proofErr w:type="spellStart"/>
+      <w:r>
+        <w:t>loanID</w:t>
+      </w:r>
+      <w:proofErr w:type="spellEnd"/>
+      <w:r>
+        <w:t xml:space="preserve">: INT, </w:t>
+      </w:r>
+      <w:proofErr w:type="spellStart"/>
+      <w:r>
+        <w:t>auto_increment</w:t>
+      </w:r>
+      <w:proofErr w:type="spellEnd"/>
+      <w:r>
+        <w:t>, unique, not NULL, PK</w:t>
+      </w:r>
+    </w:p>
+    <w:p>
+      <w:pPr>
+        <w:numPr>
+          <w:ilvl w:val="1"/>
+          <w:numId w:val="6"/>
+        </w:numPr>
+      </w:pPr>
+      <w:proofErr w:type="spellStart"/>
+      <w:r>
+        <w:t>copyID</w:t>
+      </w:r>
+      <w:proofErr w:type="spellEnd"/>
+      <w:r>
+        <w:t>: INT, not NULL, FK</w:t>
+      </w:r>
+    </w:p>
+    <w:p>
+      <w:pPr>
+        <w:numPr>
+          <w:ilvl w:val="1"/>
+          <w:numId w:val="6"/>
+        </w:numPr>
+      </w:pPr>
+      <w:proofErr w:type="spellStart"/>
+      <w:r>
+        <w:t>patronID</w:t>
+      </w:r>
+      <w:proofErr w:type="spellEnd"/>
+      <w:r>
+        <w:t>: INT, not NULL, FK</w:t>
+      </w:r>
+    </w:p>
+    <w:p>
+      <w:pPr>
+        <w:numPr>
+          <w:ilvl w:val="1"/>
+          <w:numId w:val="6"/>
+        </w:numPr>
+      </w:pPr>
+      <w:proofErr w:type="spellStart"/>
+      <w:r>
+        <w:t>checkoutDate</w:t>
+      </w:r>
+      <w:proofErr w:type="spellEnd"/>
+      <w:r>
+        <w:t>: DATE, not NULL, default (CURRENT_DATE)</w:t>
+      </w:r>
+    </w:p>
+    <w:p>
+      <w:pPr>
+        <w:numPr>
+          <w:ilvl w:val="1"/>
+          <w:numId w:val="6"/>
+        </w:numPr>
+      </w:pPr>
+      <w:proofErr w:type="spellStart"/>
+      <w:r>
+        <w:t>dueDate</w:t>
+      </w:r>
+      <w:proofErr w:type="spellEnd"/>
+      <w:r>
+        <w:t>: DATE, not NULL</w:t>
+      </w:r>
+    </w:p>
+    <w:p>
+      <w:pPr>
+        <w:numPr>
+          <w:ilvl w:val="1"/>
+          <w:numId w:val="6"/>
+        </w:numPr>
+      </w:pPr>
+      <w:proofErr w:type="spellStart"/>
+      <w:r>
+        <w:t>returnDate</w:t>
+      </w:r>
+      <w:proofErr w:type="spellEnd"/>
+      <w:r>
+        <w:t>: DATE, NULL</w:t>
+      </w:r>
+    </w:p>
+    <w:p>
+      <w:pPr>
+        <w:numPr>
+          <w:ilvl w:val="1"/>
+          <w:numId w:val="6"/>
+        </w:numPr>
+      </w:pPr>
+      <w:proofErr w:type="spellStart"/>
+      <w:r>
+        <w:t>lateFee</w:t>
+      </w:r>
+      <w:proofErr w:type="spellEnd"/>
+      <w:r>
+        <w:t>: DECIMAL (5,2), default 0.00</w:t>
+      </w:r>
+    </w:p>
+    <w:p>
+      <w:pPr>
+        <w:numPr>
+          <w:ilvl w:val="1"/>
+          <w:numId w:val="6"/>
+        </w:numPr>
+      </w:pPr>
+      <w:r>
+        <w:t>status: ENUM (‘Active’, ‘Returned’, ‘Overdue’, ‘Lost’), default ‘Active’</w:t>
+      </w:r>
+    </w:p>
+    <w:p>
+      <w:pPr>
+        <w:ind w:left="1440"/>
+      </w:pPr>
+    </w:p>
+    <w:p>
+      <w:pPr>
+        <w:numPr>
+          <w:ilvl w:val="1"/>
+          <w:numId w:val="6"/>
+        </w:numPr>
+      </w:pPr>
+      <w:r>
+        <w:t>Relationships:</w:t>
+      </w:r>
+    </w:p>
+    <w:p>
+      <w:pPr>
+        <w:numPr>
+          <w:ilvl w:val="2"/>
+          <w:numId w:val="6"/>
+        </w:numPr>
+      </w:pPr>
+      <w:r>
+        <w:t xml:space="preserve">A 1:M relationship between Patrons and Loans is implemented with </w:t>
+      </w:r>
+      <w:proofErr w:type="spellStart"/>
+      <w:r>
+        <w:t>patronID</w:t>
+      </w:r>
+      <w:proofErr w:type="spellEnd"/>
+      <w:r>
+        <w:t xml:space="preserve"> as </w:t>
+      </w:r>
+      <w:proofErr w:type="gramStart"/>
+      <w:r>
+        <w:t>a</w:t>
+      </w:r>
+      <w:proofErr w:type="gramEnd"/>
+      <w:r>
+        <w:t xml:space="preserve"> FK inside of Loans.</w:t>
+      </w:r>
+    </w:p>
+    <w:p>
+      <w:pPr>
+        <w:numPr>
+          <w:ilvl w:val="2"/>
+          <w:numId w:val="6"/>
+        </w:numPr>
+      </w:pPr>
+      <w:r>
+        <w:t xml:space="preserve">A 1:M relationship between </w:t>
+      </w:r>
+      <w:proofErr w:type="spellStart"/>
+      <w:r>
+        <w:t>BookCopies</w:t>
+      </w:r>
+      <w:proofErr w:type="spellEnd"/>
+      <w:r>
+        <w:t xml:space="preserve"> and Loans is implemented with </w:t>
+      </w:r>
+      <w:proofErr w:type="spellStart"/>
+      <w:r>
+        <w:t>copyID</w:t>
+      </w:r>
+      <w:proofErr w:type="spellEnd"/>
+      <w:r>
+        <w:t xml:space="preserve"> as FK inside of Loans.</w:t>
+      </w:r>
+    </w:p>
+    <w:p>
+      <w:pPr>
+        <w:ind w:left="2160"/>
+      </w:pPr>
+    </w:p>
+    <w:p>
+      <w:pPr>
+        <w:numPr>
+          <w:ilvl w:val="0"/>
+          <w:numId w:val="6"/>
+        </w:numPr>
+      </w:pPr>
+      <w:r>
+        <w:rPr>
+          <w:b/>
+          <w:bCs/>
+        </w:rPr>
+        <w:t>Authors</w:t>
+      </w:r>
+      <w:r>
+        <w:rPr>
+          <w:b/>
+          <w:bCs/>
+        </w:rPr>
+        <w:t>-</w:t>
+      </w:r>
+      <w:r>
+        <w:t xml:space="preserve"> Stores information about authors of the book(s)</w:t>
+      </w:r>
+    </w:p>
+    <w:p>
+      <w:pPr>
+        <w:numPr>
+          <w:ilvl w:val="1"/>
+          <w:numId w:val="6"/>
+        </w:numPr>
+      </w:pPr>
+      <w:proofErr w:type="spellStart"/>
+      <w:r>
+        <w:t>authorID</w:t>
+      </w:r>
+      <w:proofErr w:type="spellEnd"/>
+      <w:r>
+        <w:t xml:space="preserve">: INT, </w:t>
+      </w:r>
+      <w:proofErr w:type="spellStart"/>
+      <w:r>
+        <w:t>auto_increment</w:t>
+      </w:r>
+      <w:proofErr w:type="spellEnd"/>
+      <w:r>
+        <w:t>, unique, not NULL, PK</w:t>
+      </w:r>
+    </w:p>
+    <w:p>
+      <w:pPr>
+        <w:numPr>
+          <w:ilvl w:val="1"/>
+          <w:numId w:val="6"/>
+        </w:numPr>
+      </w:pPr>
+      <w:proofErr w:type="spellStart"/>
+      <w:r>
+        <w:t>firstName</w:t>
+      </w:r>
+      <w:proofErr w:type="spellEnd"/>
+      <w:r>
+        <w:t xml:space="preserve">: </w:t>
+      </w:r>
+      <w:proofErr w:type="gramStart"/>
+      <w:r>
+        <w:t>VARCHAR(</w:t>
+      </w:r>
+      <w:proofErr w:type="gramEnd"/>
+      <w:r>
+        <w:t>50), not NULL</w:t>
+      </w:r>
+    </w:p>
+    <w:p>
+      <w:pPr>
+        <w:numPr>
+          <w:ilvl w:val="1"/>
+          <w:numId w:val="6"/>
+        </w:numPr>
+      </w:pPr>
+      <w:proofErr w:type="spellStart"/>
+      <w:r>
+        <w:t>lastName</w:t>
+      </w:r>
+      <w:proofErr w:type="spellEnd"/>
+      <w:r>
+        <w:t xml:space="preserve">: </w:t>
+      </w:r>
+      <w:proofErr w:type="gramStart"/>
+      <w:r>
+        <w:t>VARCHAR(</w:t>
+      </w:r>
+      <w:proofErr w:type="gramEnd"/>
+      <w:r>
+        <w:t>50), not NULL</w:t>
+      </w:r>
+    </w:p>
+    <w:p>
+      <w:pPr>
+        <w:numPr>
+          <w:ilvl w:val="1"/>
+          <w:numId w:val="6"/>
+        </w:numPr>
+      </w:pPr>
+      <w:proofErr w:type="spellStart"/>
+      <w:r>
+        <w:t>birthYear</w:t>
+      </w:r>
+      <w:proofErr w:type="spellEnd"/>
+      <w:r>
+        <w:t>: SMALLINT, NULL</w:t>
+      </w:r>
+    </w:p>
+    <w:p/>
+    <w:p>
+      <w:pPr>
+        <w:numPr>
+          <w:ilvl w:val="1"/>
+          <w:numId w:val="6"/>
+        </w:numPr>
+      </w:pPr>
+      <w:r>
+        <w:t xml:space="preserve">Relationship(s): </w:t>
+      </w:r>
+    </w:p>
+    <w:p>
+      <w:pPr>
+        <w:numPr>
+          <w:ilvl w:val="2"/>
+          <w:numId w:val="6"/>
+        </w:numPr>
+      </w:pPr>
+      <w:r>
+        <w:t xml:space="preserve">A </w:t>
+      </w:r>
+      <w:proofErr w:type="gramStart"/>
+      <w:r>
+        <w:t>M:N</w:t>
+      </w:r>
+      <w:proofErr w:type="gramEnd"/>
+      <w:r>
+        <w:t xml:space="preserve"> relationship between Books and Authors is implemented using the </w:t>
+      </w:r>
+      <w:proofErr w:type="spellStart"/>
+      <w:r>
+        <w:t>BookAuthors</w:t>
+      </w:r>
+      <w:proofErr w:type="spellEnd"/>
+      <w:r>
+        <w:t xml:space="preserve"> intersection table.</w:t>
+      </w:r>
+    </w:p>
+    <w:p>
+      <w:pPr>
+        <w:ind w:left="2160"/>
+      </w:pPr>
+    </w:p>
+    <w:p>
+      <w:pPr>
+        <w:numPr>
+          <w:ilvl w:val="0"/>
+          <w:numId w:val="6"/>
+        </w:numPr>
+      </w:pPr>
+      <w:r>
+        <w:rPr>
+          <w:b/>
+          <w:bCs/>
+        </w:rPr>
+        <w:t>Genres</w:t>
+      </w:r>
+      <w:r>
+        <w:rPr>
+          <w:b/>
+          <w:bCs/>
+        </w:rPr>
+        <w:t>-</w:t>
+      </w:r>
+      <w:r>
+        <w:t xml:space="preserve"> Stores a list of genres that can be associated with books</w:t>
+      </w:r>
+    </w:p>
+    <w:p>
+      <w:pPr>
+        <w:numPr>
+          <w:ilvl w:val="1"/>
+          <w:numId w:val="6"/>
+        </w:numPr>
+      </w:pPr>
+      <w:proofErr w:type="spellStart"/>
+      <w:r>
+        <w:t>genreID</w:t>
+      </w:r>
+      <w:proofErr w:type="spellEnd"/>
+      <w:r>
+        <w:t xml:space="preserve">: INT, </w:t>
+      </w:r>
+      <w:proofErr w:type="spellStart"/>
+      <w:r>
+        <w:t>auto_increment</w:t>
+      </w:r>
+      <w:proofErr w:type="spellEnd"/>
+      <w:r>
+        <w:t>, unique, not NULL, PK</w:t>
+      </w:r>
+    </w:p>
+    <w:p>
+      <w:pPr>
+        <w:numPr>
+          <w:ilvl w:val="1"/>
+          <w:numId w:val="6"/>
+        </w:numPr>
+      </w:pPr>
+      <w:proofErr w:type="spellStart"/>
+      <w:r>
+        <w:t>genreName</w:t>
+      </w:r>
+      <w:proofErr w:type="spellEnd"/>
+      <w:r>
+        <w:t xml:space="preserve">: </w:t>
+      </w:r>
+      <w:proofErr w:type="gramStart"/>
+      <w:r>
+        <w:t>VARCHAR(</w:t>
+      </w:r>
+      <w:proofErr w:type="gramEnd"/>
+      <w:r>
+        <w:t>50), unique, not NULL</w:t>
+      </w:r>
+    </w:p>
+    <w:p>
+      <w:pPr>
+        <w:ind w:left="1440"/>
+      </w:pPr>
+    </w:p>
+    <w:p>
+      <w:pPr>
+        <w:numPr>
+          <w:ilvl w:val="1"/>
+          <w:numId w:val="6"/>
+        </w:numPr>
+      </w:pPr>
+      <w:r>
+        <w:t xml:space="preserve">Relationship(s): </w:t>
+      </w:r>
+    </w:p>
+    <w:p>
+      <w:pPr>
+        <w:numPr>
+          <w:ilvl w:val="2"/>
+          <w:numId w:val="6"/>
+        </w:numPr>
+      </w:pPr>
+      <w:r>
+        <w:t xml:space="preserve">A </w:t>
+      </w:r>
+      <w:proofErr w:type="gramStart"/>
+      <w:r>
+        <w:t>M:N</w:t>
+      </w:r>
+      <w:proofErr w:type="gramEnd"/>
+      <w:r>
+        <w:t xml:space="preserve"> relationship between Books and Genres is implemented using the </w:t>
+      </w:r>
+      <w:proofErr w:type="spellStart"/>
+      <w:r>
+        <w:t>BookGenres</w:t>
+      </w:r>
+      <w:proofErr w:type="spellEnd"/>
+      <w:r>
+        <w:t xml:space="preserve"> intersection table.</w:t>
+      </w:r>
+    </w:p>
+    <w:p>
+      <w:pPr>
+        <w:ind w:left="2160"/>
+      </w:pPr>
+    </w:p>
+    <w:p>
+      <w:pPr>
+        <w:numPr>
+          <w:ilvl w:val="0"/>
+          <w:numId w:val="6"/>
+        </w:numPr>
+      </w:pPr>
+      <w:proofErr w:type="spellStart"/>
+      <w:r>
+        <w:rPr>
+          <w:b/>
+          <w:bCs/>
+        </w:rPr>
+        <w:lastRenderedPageBreak/>
+        <w:t>BookCopies</w:t>
+      </w:r>
+      <w:proofErr w:type="spellEnd"/>
+      <w:r>
+        <w:rPr>
+          <w:b/>
+          <w:bCs/>
+        </w:rPr>
+        <w:t>-</w:t>
+      </w:r>
+      <w:r>
+        <w:t xml:space="preserve"> Track the physical copy of a book (Some book titles can have multiple copies)</w:t>
+      </w:r>
+    </w:p>
+    <w:p>
+      <w:pPr>
+        <w:numPr>
+          <w:ilvl w:val="1"/>
+          <w:numId w:val="6"/>
+        </w:numPr>
+      </w:pPr>
+      <w:proofErr w:type="spellStart"/>
+      <w:r>
+        <w:t>copyID</w:t>
+      </w:r>
+      <w:proofErr w:type="spellEnd"/>
+      <w:r>
+        <w:t xml:space="preserve">: INT, </w:t>
+      </w:r>
+      <w:proofErr w:type="spellStart"/>
+      <w:r>
+        <w:t>auto_increment</w:t>
+      </w:r>
+      <w:proofErr w:type="spellEnd"/>
+      <w:r>
+        <w:t>, unique, not NULL, PK</w:t>
+      </w:r>
+    </w:p>
+    <w:p>
+      <w:pPr>
+        <w:numPr>
+          <w:ilvl w:val="1"/>
+          <w:numId w:val="6"/>
+        </w:numPr>
+      </w:pPr>
+      <w:proofErr w:type="spellStart"/>
+      <w:r>
+        <w:t>bookID</w:t>
+      </w:r>
+      <w:proofErr w:type="spellEnd"/>
+      <w:r>
+        <w:t>: INT, not NULL, FK</w:t>
+      </w:r>
+    </w:p>
+    <w:p>
+      <w:pPr>
+        <w:numPr>
+          <w:ilvl w:val="1"/>
+          <w:numId w:val="6"/>
+        </w:numPr>
+      </w:pPr>
+      <w:proofErr w:type="spellStart"/>
+      <w:r>
+        <w:t>acquisitionDate</w:t>
+      </w:r>
+      <w:proofErr w:type="spellEnd"/>
+      <w:r>
+        <w:t>: DATE, not NULL</w:t>
+      </w:r>
+    </w:p>
+    <w:p>
+      <w:pPr>
+        <w:numPr>
+          <w:ilvl w:val="1"/>
+          <w:numId w:val="6"/>
+        </w:numPr>
+      </w:pPr>
+      <w:r>
+        <w:t xml:space="preserve">condition: </w:t>
+      </w:r>
+      <w:proofErr w:type="gramStart"/>
+      <w:r>
+        <w:t>VARCHAR(</w:t>
+      </w:r>
+      <w:proofErr w:type="gramEnd"/>
+      <w:r>
+        <w:t xml:space="preserve">20), not NULL </w:t>
+      </w:r>
+    </w:p>
+    <w:p>
+      <w:pPr>
+        <w:numPr>
+          <w:ilvl w:val="1"/>
+          <w:numId w:val="6"/>
+        </w:numPr>
+      </w:pPr>
+      <w:r>
+        <w:t xml:space="preserve">location: </w:t>
+      </w:r>
+      <w:proofErr w:type="gramStart"/>
+      <w:r>
+        <w:t>VARCHAR(</w:t>
+      </w:r>
+      <w:proofErr w:type="gramEnd"/>
+      <w:r>
+        <w:t>50), not NULL</w:t>
+      </w:r>
+    </w:p>
+    <w:p>
+      <w:pPr>
+        <w:numPr>
+          <w:ilvl w:val="1"/>
+          <w:numId w:val="6"/>
+        </w:numPr>
+      </w:pPr>
+      <w:r>
+        <w:t xml:space="preserve">status: </w:t>
+      </w:r>
+      <w:proofErr w:type="gramStart"/>
+      <w:r>
+        <w:t>VARCHAR(</w:t>
+      </w:r>
+      <w:proofErr w:type="gramEnd"/>
+      <w:r>
+        <w:t>20), not NULL</w:t>
+      </w:r>
+    </w:p>
+    <w:p/>
+    <w:p>
+      <w:pPr>
+        <w:numPr>
+          <w:ilvl w:val="1"/>
+          <w:numId w:val="6"/>
+        </w:numPr>
+      </w:pPr>
+      <w:r>
+        <w:t xml:space="preserve">Relationship(s): </w:t>
+      </w:r>
+    </w:p>
+    <w:p>
+      <w:pPr>
+        <w:numPr>
+          <w:ilvl w:val="2"/>
+          <w:numId w:val="6"/>
+        </w:numPr>
+      </w:pPr>
+      <w:r>
+        <w:t xml:space="preserve">A 1:M relationship between Books and </w:t>
+      </w:r>
+      <w:proofErr w:type="spellStart"/>
+      <w:r>
+        <w:t>BookCopies</w:t>
+      </w:r>
+      <w:proofErr w:type="spellEnd"/>
+      <w:r>
+        <w:t xml:space="preserve"> is implemented with book ID as </w:t>
+      </w:r>
+      <w:proofErr w:type="gramStart"/>
+      <w:r>
+        <w:t>a</w:t>
+      </w:r>
+      <w:proofErr w:type="gramEnd"/>
+      <w:r>
+        <w:t xml:space="preserve"> FK inside of </w:t>
+      </w:r>
+      <w:proofErr w:type="spellStart"/>
+      <w:r>
+        <w:t>BookCopies</w:t>
+      </w:r>
+      <w:proofErr w:type="spellEnd"/>
+    </w:p>
+    <w:p/>
+    <w:p>
+      <w:pPr>
+        <w:numPr>
+          <w:ilvl w:val="0"/>
+          <w:numId w:val="6"/>
+        </w:numPr>
+        <w:rPr>
+          <w:b/>
+          <w:bCs/>
+        </w:rPr>
+      </w:pPr>
+      <w:proofErr w:type="spellStart"/>
+      <w:r>
+        <w:rPr>
+          <w:b/>
+          <w:bCs/>
+        </w:rPr>
+        <w:t>BookAuthors</w:t>
+      </w:r>
+      <w:proofErr w:type="spellEnd"/>
+      <w:r>
+        <w:rPr>
+          <w:b/>
+          <w:bCs/>
+        </w:rPr>
+        <w:t>-</w:t>
+      </w:r>
+      <w:r>
+        <w:rPr>
+          <w:b/>
+          <w:bCs/>
+        </w:rPr>
+        <w:t xml:space="preserve"> </w:t>
+      </w:r>
+      <w:r>
+        <w:t>A join table to associate books and authors</w:t>
+      </w:r>
+    </w:p>
+    <w:p>
+      <w:pPr>
+        <w:numPr>
+          <w:ilvl w:val="1"/>
+          <w:numId w:val="6"/>
+        </w:numPr>
+      </w:pPr>
+      <w:proofErr w:type="spellStart"/>
+      <w:r>
+        <w:t>bookID</w:t>
+      </w:r>
+      <w:proofErr w:type="spellEnd"/>
+      <w:r>
+        <w:t>: INT not NULL, PK, FK</w:t>
+      </w:r>
+    </w:p>
+    <w:p>
+      <w:pPr>
+        <w:numPr>
+          <w:ilvl w:val="1"/>
+          <w:numId w:val="6"/>
+        </w:numPr>
+      </w:pPr>
+      <w:proofErr w:type="spellStart"/>
+      <w:r>
+        <w:t>authorID</w:t>
+      </w:r>
+      <w:proofErr w:type="spellEnd"/>
+      <w:r>
+        <w:t>: INT not NULL, PK, FK</w:t>
+      </w:r>
+    </w:p>
+    <w:p/>
+    <w:p>
+      <w:pPr>
+        <w:numPr>
+          <w:ilvl w:val="1"/>
+          <w:numId w:val="6"/>
+        </w:numPr>
+      </w:pPr>
+      <w:r>
+        <w:t xml:space="preserve">Relationship(s): A </w:t>
+      </w:r>
+      <w:proofErr w:type="gramStart"/>
+      <w:r>
+        <w:t>M:N</w:t>
+      </w:r>
+      <w:proofErr w:type="gramEnd"/>
+      <w:r>
+        <w:t xml:space="preserve"> relationship between Books and Authors, where a book may have multiple authors and an author may have written multiple books.</w:t>
+      </w:r>
+    </w:p>
+    <w:p>
+      <w:pPr>
+        <w:ind w:left="1440"/>
+      </w:pPr>
+    </w:p>
+    <w:p>
+      <w:pPr>
+        <w:numPr>
+          <w:ilvl w:val="0"/>
+          <w:numId w:val="6"/>
+        </w:numPr>
+        <w:rPr>
+          <w:b/>
+          <w:bCs/>
+        </w:rPr>
+      </w:pPr>
+      <w:proofErr w:type="spellStart"/>
+      <w:r>
+        <w:rPr>
+          <w:b/>
+          <w:bCs/>
+        </w:rPr>
+        <w:t>BookGenres</w:t>
+      </w:r>
+      <w:proofErr w:type="spellEnd"/>
+      <w:r>
+        <w:rPr>
+          <w:b/>
+          <w:bCs/>
+        </w:rPr>
+        <w:t>-</w:t>
+      </w:r>
+      <w:r>
+        <w:t xml:space="preserve"> A join table to associate genres and books</w:t>
+      </w:r>
+    </w:p>
+    <w:p>
+      <w:pPr>
+        <w:numPr>
+          <w:ilvl w:val="1"/>
+          <w:numId w:val="6"/>
+        </w:numPr>
+      </w:pPr>
+      <w:proofErr w:type="spellStart"/>
+      <w:r>
+        <w:t>bookID</w:t>
+      </w:r>
+      <w:proofErr w:type="spellEnd"/>
+      <w:r>
+        <w:t>: INT not NULL, PK, FK</w:t>
+      </w:r>
+    </w:p>
+    <w:p>
+      <w:pPr>
+        <w:numPr>
+          <w:ilvl w:val="1"/>
+          <w:numId w:val="6"/>
+        </w:numPr>
+      </w:pPr>
+      <w:proofErr w:type="spellStart"/>
+      <w:r>
+        <w:t>genreID</w:t>
+      </w:r>
+      <w:proofErr w:type="spellEnd"/>
+      <w:r>
+        <w:t>: INT not NULL, PK, FK</w:t>
+      </w:r>
+    </w:p>
+    <w:p/>
+    <w:p>
+      <w:pPr>
+        <w:numPr>
+          <w:ilvl w:val="1"/>
+          <w:numId w:val="6"/>
+        </w:numPr>
+      </w:pPr>
+      <w:r>
+        <w:t xml:space="preserve">Relationship(s): A </w:t>
+      </w:r>
+      <w:proofErr w:type="gramStart"/>
+      <w:r>
+        <w:t>M:N</w:t>
+      </w:r>
+      <w:proofErr w:type="gramEnd"/>
+      <w:r>
+        <w:t xml:space="preserve"> relationship between Books and Genres, where a book may have multiple genres and a genre may have multiple books as part of it.</w:t>
+      </w:r>
+    </w:p>
+    <w:p/>
+    <w:p>
+      <w:pPr>
+        <w:pStyle w:val="Heading4"/>
+        <w:keepNext w:val="0"/>
+        <w:keepLines w:val="0"/>
+        <w:shd w:val="clear" w:color="auto" w:fill="FFFFFF"/>
+        <w:spacing w:before="180" w:after="180" w:line="360" w:lineRule="auto"/>
+        <w:rPr>
+          <w:color w:val="273540"/>
+          <w:sz w:val="28"/>
+          <w:szCs w:val="28"/>
+          <w:u w:val="single"/>
+        </w:rPr>
+      </w:pPr>
+      <w:bookmarkStart w:id="4" w:name="_8jppjwwdu26f" w:colFirst="0" w:colLast="0"/>
+      <w:bookmarkEnd w:id="4"/>
       <w:r>
         <w:br w:type="page"/>
       </w:r>
@@ -1548,8 +1622,8 @@
           <w:u w:val="single"/>
         </w:rPr>
       </w:pPr>
-      <w:bookmarkStart w:id="4" w:name="_2tekpyr2tfyf" w:colFirst="0" w:colLast="0"/>
-      <w:bookmarkEnd w:id="4"/>
+      <w:bookmarkStart w:id="5" w:name="_2tekpyr2tfyf" w:colFirst="0" w:colLast="0"/>
+      <w:bookmarkEnd w:id="5"/>
       <w:r>
         <w:rPr>
           <w:b/>
@@ -1593,7 +1667,7 @@
                     <pic:cNvPicPr preferRelativeResize="0"/>
                   </pic:nvPicPr>
                   <pic:blipFill>
-                    <a:blip r:embed="rId5"/>
+                    <a:blip r:embed="rId6"/>
                     <a:srcRect/>
                     <a:stretch>
                       <a:fillRect/>
@@ -1630,8 +1704,8 @@
           <w:u w:val="single"/>
         </w:rPr>
       </w:pPr>
-      <w:bookmarkStart w:id="5" w:name="_smu4cj9mqan5" w:colFirst="0" w:colLast="0"/>
-      <w:bookmarkEnd w:id="5"/>
+      <w:bookmarkStart w:id="6" w:name="_smu4cj9mqan5" w:colFirst="0" w:colLast="0"/>
+      <w:bookmarkEnd w:id="6"/>
       <w:r>
         <w:br w:type="page"/>
       </w:r>
@@ -1644,8 +1718,8 @@
           <w:u w:val="single"/>
         </w:rPr>
       </w:pPr>
-      <w:bookmarkStart w:id="6" w:name="_lrj0ehkli1vr" w:colFirst="0" w:colLast="0"/>
-      <w:bookmarkEnd w:id="6"/>
+      <w:bookmarkStart w:id="7" w:name="_lrj0ehkli1vr" w:colFirst="0" w:colLast="0"/>
+      <w:bookmarkEnd w:id="7"/>
       <w:r>
         <w:rPr>
           <w:b/>
@@ -1689,7 +1763,7 @@
                     <pic:cNvPicPr preferRelativeResize="0"/>
                   </pic:nvPicPr>
                   <pic:blipFill>
-                    <a:blip r:embed="rId6"/>
+                    <a:blip r:embed="rId7"/>
                     <a:srcRect/>
                     <a:stretch>
                       <a:fillRect/>
@@ -1726,8 +1800,8 @@
           <w:u w:val="single"/>
         </w:rPr>
       </w:pPr>
-      <w:bookmarkStart w:id="7" w:name="_vk41kxnp9j3j" w:colFirst="0" w:colLast="0"/>
-      <w:bookmarkEnd w:id="7"/>
+      <w:bookmarkStart w:id="8" w:name="_vk41kxnp9j3j" w:colFirst="0" w:colLast="0"/>
+      <w:bookmarkEnd w:id="8"/>
       <w:r>
         <w:br w:type="page"/>
       </w:r>
@@ -1740,8 +1814,8 @@
           <w:u w:val="single"/>
         </w:rPr>
       </w:pPr>
-      <w:bookmarkStart w:id="8" w:name="_285kq9uqcrew" w:colFirst="0" w:colLast="0"/>
-      <w:bookmarkEnd w:id="8"/>
+      <w:bookmarkStart w:id="9" w:name="_285kq9uqcrew" w:colFirst="0" w:colLast="0"/>
+      <w:bookmarkEnd w:id="9"/>
       <w:r>
         <w:rPr>
           <w:b/>
@@ -1751,17 +1825,7 @@
           <w:u w:val="single"/>
         </w:rPr>
         <w:lastRenderedPageBreak/>
-        <w:t>Sample Data</w:t>
-      </w:r>
-      <w:r>
-        <w:rPr>
-          <w:b/>
-          <w:bCs/>
-          <w:sz w:val="24"/>
-          <w:szCs w:val="24"/>
-          <w:u w:val="single"/>
-        </w:rPr>
-        <w:t>:</w:t>
+        <w:t>Sample Data:</w:t>
       </w:r>
     </w:p>
     <w:p>
@@ -1817,7 +1881,7 @@
                     <pic:cNvPicPr preferRelativeResize="0"/>
                   </pic:nvPicPr>
                   <pic:blipFill>
-                    <a:blip r:embed="rId7"/>
+                    <a:blip r:embed="rId8"/>
                     <a:srcRect/>
                     <a:stretch>
                       <a:fillRect/>
@@ -1893,7 +1957,7 @@
                     <pic:cNvPicPr preferRelativeResize="0"/>
                   </pic:nvPicPr>
                   <pic:blipFill>
-                    <a:blip r:embed="rId8"/>
+                    <a:blip r:embed="rId9"/>
                     <a:srcRect/>
                     <a:stretch>
                       <a:fillRect/>
@@ -1969,7 +2033,7 @@
                     <pic:cNvPicPr preferRelativeResize="0"/>
                   </pic:nvPicPr>
                   <pic:blipFill>
-                    <a:blip r:embed="rId9"/>
+                    <a:blip r:embed="rId10"/>
                     <a:srcRect/>
                     <a:stretch>
                       <a:fillRect/>
@@ -2048,7 +2112,7 @@
                     <pic:cNvPicPr preferRelativeResize="0"/>
                   </pic:nvPicPr>
                   <pic:blipFill>
-                    <a:blip r:embed="rId10"/>
+                    <a:blip r:embed="rId11"/>
                     <a:srcRect/>
                     <a:stretch>
                       <a:fillRect/>
@@ -2125,7 +2189,7 @@
                     <pic:cNvPicPr preferRelativeResize="0"/>
                   </pic:nvPicPr>
                   <pic:blipFill>
-                    <a:blip r:embed="rId11"/>
+                    <a:blip r:embed="rId12"/>
                     <a:srcRect/>
                     <a:stretch>
                       <a:fillRect/>
@@ -2203,7 +2267,7 @@
                     <pic:cNvPicPr preferRelativeResize="0"/>
                   </pic:nvPicPr>
                   <pic:blipFill>
-                    <a:blip r:embed="rId12"/>
+                    <a:blip r:embed="rId13"/>
                     <a:srcRect/>
                     <a:stretch>
                       <a:fillRect/>
@@ -2280,7 +2344,7 @@
                     <pic:cNvPicPr preferRelativeResize="0"/>
                   </pic:nvPicPr>
                   <pic:blipFill>
-                    <a:blip r:embed="rId13"/>
+                    <a:blip r:embed="rId14"/>
                     <a:srcRect/>
                     <a:stretch>
                       <a:fillRect/>
@@ -2343,7 +2407,7 @@
                     <pic:cNvPicPr preferRelativeResize="0"/>
                   </pic:nvPicPr>
                   <pic:blipFill>
-                    <a:blip r:embed="rId14"/>
+                    <a:blip r:embed="rId15"/>
                     <a:srcRect/>
                     <a:stretch>
                       <a:fillRect/>
@@ -2392,8 +2456,8 @@
           <w:szCs w:val="24"/>
         </w:rPr>
       </w:pPr>
-      <w:bookmarkStart w:id="9" w:name="_6w1db9kklrvw" w:colFirst="0" w:colLast="0"/>
-      <w:bookmarkEnd w:id="9"/>
+      <w:bookmarkStart w:id="10" w:name="_6w1db9kklrvw" w:colFirst="0" w:colLast="0"/>
+      <w:bookmarkEnd w:id="10"/>
       <w:r>
         <w:rPr>
           <w:b/>
@@ -2583,8 +2647,8 @@
           <w:szCs w:val="24"/>
         </w:rPr>
       </w:pPr>
-      <w:bookmarkStart w:id="10" w:name="_7331iubknh" w:colFirst="0" w:colLast="0"/>
-      <w:bookmarkEnd w:id="10"/>
+      <w:bookmarkStart w:id="11" w:name="_7331iubknh" w:colFirst="0" w:colLast="0"/>
+      <w:bookmarkEnd w:id="11"/>
       <w:r>
         <w:rPr>
           <w:b/>
@@ -2770,8 +2834,6 @@
       <w:r>
         <w:t>Included URL to home page index.</w:t>
       </w:r>
-      <w:bookmarkStart w:id="11" w:name="_GoBack"/>
-      <w:bookmarkEnd w:id="11"/>
     </w:p>
     <w:p/>
     <w:sectPr>
@@ -4308,6 +4370,41 @@
       <w:contextualSpacing/>
     </w:pPr>
   </w:style>
+  <w:style w:type="character" w:styleId="Hyperlink">
+    <w:name w:val="Hyperlink"/>
+    <w:basedOn w:val="DefaultParagraphFont"/>
+    <w:uiPriority w:val="99"/>
+    <w:unhideWhenUsed/>
+    <w:rsid w:val="0022576F"/>
+    <w:rPr>
+      <w:color w:val="0000FF" w:themeColor="hyperlink"/>
+      <w:u w:val="single"/>
+    </w:rPr>
+  </w:style>
+  <w:style w:type="character" w:styleId="UnresolvedMention">
+    <w:name w:val="Unresolved Mention"/>
+    <w:basedOn w:val="DefaultParagraphFont"/>
+    <w:uiPriority w:val="99"/>
+    <w:semiHidden/>
+    <w:unhideWhenUsed/>
+    <w:rsid w:val="0022576F"/>
+    <w:rPr>
+      <w:color w:val="605E5C"/>
+      <w:shd w:val="clear" w:color="auto" w:fill="E1DFDD"/>
+    </w:rPr>
+  </w:style>
+  <w:style w:type="character" w:styleId="FollowedHyperlink">
+    <w:name w:val="FollowedHyperlink"/>
+    <w:basedOn w:val="DefaultParagraphFont"/>
+    <w:uiPriority w:val="99"/>
+    <w:semiHidden/>
+    <w:unhideWhenUsed/>
+    <w:rsid w:val="0022576F"/>
+    <w:rPr>
+      <w:color w:val="800080" w:themeColor="followedHyperlink"/>
+      <w:u w:val="single"/>
+    </w:rPr>
+  </w:style>
 </w:styles>
 </file>
 
